--- a/klagomål/A 3041-2022 FSC-klagomål.docx
+++ b/klagomål/A 3041-2022 FSC-klagomål.docx
@@ -787,7 +787,7 @@
     <w:r>
       <w:tab/>
       <w:tab/>
-      <w:t>2026-04-14</w:t>
+      <w:t>2026-04-15</w:t>
       <w:br/>
       <w:br/>
     </w:r>

--- a/klagomål/A 3041-2022 FSC-klagomål.docx
+++ b/klagomål/A 3041-2022 FSC-klagomål.docx
@@ -787,7 +787,7 @@
     <w:r>
       <w:tab/>
       <w:tab/>
-      <w:t>2026-04-15</w:t>
+      <w:t>2026-04-16</w:t>
       <w:br/>
       <w:br/>
     </w:r>

--- a/klagomål/A 3041-2022 FSC-klagomål.docx
+++ b/klagomål/A 3041-2022 FSC-klagomål.docx
@@ -787,7 +787,7 @@
     <w:r>
       <w:tab/>
       <w:tab/>
-      <w:t>2026-04-16</w:t>
+      <w:t>2026-04-17</w:t>
       <w:br/>
       <w:br/>
     </w:r>

--- a/klagomål/A 3041-2022 FSC-klagomål.docx
+++ b/klagomål/A 3041-2022 FSC-klagomål.docx
@@ -787,7 +787,7 @@
     <w:r>
       <w:tab/>
       <w:tab/>
-      <w:t>2026-04-17</w:t>
+      <w:t>2026-04-18</w:t>
       <w:br/>
       <w:br/>
     </w:r>

--- a/klagomål/A 3041-2022 FSC-klagomål.docx
+++ b/klagomål/A 3041-2022 FSC-klagomål.docx
@@ -787,7 +787,7 @@
     <w:r>
       <w:tab/>
       <w:tab/>
-      <w:t>2026-04-18</w:t>
+      <w:t>2026-04-19</w:t>
       <w:br/>
       <w:br/>
     </w:r>

--- a/klagomål/A 3041-2022 FSC-klagomål.docx
+++ b/klagomål/A 3041-2022 FSC-klagomål.docx
@@ -787,7 +787,7 @@
     <w:r>
       <w:tab/>
       <w:tab/>
-      <w:t>2026-04-19</w:t>
+      <w:t>2026-04-20</w:t>
       <w:br/>
       <w:br/>
     </w:r>

--- a/klagomål/A 3041-2022 FSC-klagomål.docx
+++ b/klagomål/A 3041-2022 FSC-klagomål.docx
@@ -787,7 +787,7 @@
     <w:r>
       <w:tab/>
       <w:tab/>
-      <w:t>2026-04-20</w:t>
+      <w:t>2026-04-21</w:t>
       <w:br/>
       <w:br/>
     </w:r>

--- a/klagomål/A 3041-2022 FSC-klagomål.docx
+++ b/klagomål/A 3041-2022 FSC-klagomål.docx
@@ -787,7 +787,7 @@
     <w:r>
       <w:tab/>
       <w:tab/>
-      <w:t>2026-04-21</w:t>
+      <w:t>2026-04-22</w:t>
       <w:br/>
       <w:br/>
     </w:r>

--- a/klagomål/A 3041-2022 FSC-klagomål.docx
+++ b/klagomål/A 3041-2022 FSC-klagomål.docx
@@ -787,7 +787,7 @@
     <w:r>
       <w:tab/>
       <w:tab/>
-      <w:t>2026-04-22</w:t>
+      <w:t>2026-04-23</w:t>
       <w:br/>
       <w:br/>
     </w:r>

--- a/klagomål/A 3041-2022 FSC-klagomål.docx
+++ b/klagomål/A 3041-2022 FSC-klagomål.docx
@@ -787,7 +787,7 @@
     <w:r>
       <w:tab/>
       <w:tab/>
-      <w:t>2026-04-23</w:t>
+      <w:t>2026-04-24</w:t>
       <w:br/>
       <w:br/>
     </w:r>

--- a/klagomål/A 3041-2022 FSC-klagomål.docx
+++ b/klagomål/A 3041-2022 FSC-klagomål.docx
@@ -787,7 +787,7 @@
     <w:r>
       <w:tab/>
       <w:tab/>
-      <w:t>2026-04-24</w:t>
+      <w:t>2026-04-25</w:t>
       <w:br/>
       <w:br/>
     </w:r>

--- a/klagomål/A 3041-2022 FSC-klagomål.docx
+++ b/klagomål/A 3041-2022 FSC-klagomål.docx
@@ -787,7 +787,7 @@
     <w:r>
       <w:tab/>
       <w:tab/>
-      <w:t>2026-04-25</w:t>
+      <w:t>2026-04-26</w:t>
       <w:br/>
       <w:br/>
     </w:r>

--- a/klagomål/A 3041-2022 FSC-klagomål.docx
+++ b/klagomål/A 3041-2022 FSC-klagomål.docx
@@ -787,7 +787,7 @@
     <w:r>
       <w:tab/>
       <w:tab/>
-      <w:t>2026-04-26</w:t>
+      <w:t>2026-04-27</w:t>
       <w:br/>
       <w:br/>
     </w:r>

--- a/klagomål/A 3041-2022 FSC-klagomål.docx
+++ b/klagomål/A 3041-2022 FSC-klagomål.docx
@@ -787,7 +787,7 @@
     <w:r>
       <w:tab/>
       <w:tab/>
-      <w:t>2026-04-27</w:t>
+      <w:t>2026-04-28</w:t>
       <w:br/>
       <w:br/>
     </w:r>

--- a/klagomål/A 3041-2022 FSC-klagomål.docx
+++ b/klagomål/A 3041-2022 FSC-klagomål.docx
@@ -787,7 +787,7 @@
     <w:r>
       <w:tab/>
       <w:tab/>
-      <w:t>2026-04-28</w:t>
+      <w:t>2026-04-29</w:t>
       <w:br/>
       <w:br/>
     </w:r>

--- a/klagomål/A 3041-2022 FSC-klagomål.docx
+++ b/klagomål/A 3041-2022 FSC-klagomål.docx
@@ -787,7 +787,7 @@
     <w:r>
       <w:tab/>
       <w:tab/>
-      <w:t>2026-04-29</w:t>
+      <w:t>2026-04-30</w:t>
       <w:br/>
       <w:br/>
     </w:r>

--- a/klagomål/A 3041-2022 FSC-klagomål.docx
+++ b/klagomål/A 3041-2022 FSC-klagomål.docx
@@ -787,7 +787,7 @@
     <w:r>
       <w:tab/>
       <w:tab/>
-      <w:t>2026-04-30</w:t>
+      <w:t>2026-05-01</w:t>
       <w:br/>
       <w:br/>
     </w:r>

--- a/klagomål/A 3041-2022 FSC-klagomål.docx
+++ b/klagomål/A 3041-2022 FSC-klagomål.docx
@@ -787,7 +787,7 @@
     <w:r>
       <w:tab/>
       <w:tab/>
-      <w:t>2026-05-01</w:t>
+      <w:t>2026-05-02</w:t>
       <w:br/>
       <w:br/>
     </w:r>

--- a/klagomål/A 3041-2022 FSC-klagomål.docx
+++ b/klagomål/A 3041-2022 FSC-klagomål.docx
@@ -787,7 +787,7 @@
     <w:r>
       <w:tab/>
       <w:tab/>
-      <w:t>2026-05-02</w:t>
+      <w:t>2026-05-03</w:t>
       <w:br/>
       <w:br/>
     </w:r>

--- a/klagomål/A 3041-2022 FSC-klagomål.docx
+++ b/klagomål/A 3041-2022 FSC-klagomål.docx
@@ -787,7 +787,7 @@
     <w:r>
       <w:tab/>
       <w:tab/>
-      <w:t>2026-05-03</w:t>
+      <w:t>2026-05-04</w:t>
       <w:br/>
       <w:br/>
     </w:r>

--- a/klagomål/A 3041-2022 FSC-klagomål.docx
+++ b/klagomål/A 3041-2022 FSC-klagomål.docx
@@ -787,7 +787,7 @@
     <w:r>
       <w:tab/>
       <w:tab/>
-      <w:t>2026-05-04</w:t>
+      <w:t>2026-05-05</w:t>
       <w:br/>
       <w:br/>
     </w:r>

--- a/klagomål/A 3041-2022 FSC-klagomål.docx
+++ b/klagomål/A 3041-2022 FSC-klagomål.docx
@@ -787,7 +787,7 @@
     <w:r>
       <w:tab/>
       <w:tab/>
-      <w:t>2026-05-05</w:t>
+      <w:t>2026-05-06</w:t>
       <w:br/>
       <w:br/>
     </w:r>

--- a/klagomål/A 3041-2022 FSC-klagomål.docx
+++ b/klagomål/A 3041-2022 FSC-klagomål.docx
@@ -787,7 +787,7 @@
     <w:r>
       <w:tab/>
       <w:tab/>
-      <w:t>2026-06-15</w:t>
+      <w:t>2026-06-16</w:t>
       <w:br/>
       <w:br/>
     </w:r>

--- a/klagomål/A 3041-2022 FSC-klagomål.docx
+++ b/klagomål/A 3041-2022 FSC-klagomål.docx
@@ -787,7 +787,7 @@
     <w:r>
       <w:tab/>
       <w:tab/>
-      <w:t>2026-06-16</w:t>
+      <w:t>2026-06-17</w:t>
       <w:br/>
       <w:br/>
     </w:r>

--- a/klagomål/A 3041-2022 FSC-klagomål.docx
+++ b/klagomål/A 3041-2022 FSC-klagomål.docx
@@ -1,6 +1,6 @@
 
 <file path=word/document.xml><?xml version="1.0" encoding="utf-8"?>
-<w:document xmlns:wpc="http://schemas.microsoft.com/office/word/2010/wordprocessingCanvas" xmlns:cx="http://schemas.microsoft.com/office/drawing/2014/chartex" xmlns:cx1="http://schemas.microsoft.com/office/drawing/2015/9/8/chartex" xmlns:cx2="http://schemas.microsoft.com/office/drawing/2015/10/21/chartex" xmlns:cx3="http://schemas.microsoft.com/office/drawing/2016/5/9/chartex" xmlns:cx4="http://schemas.microsoft.com/office/drawing/2016/5/10/chartex" xmlns:cx5="http://schemas.microsoft.com/office/drawing/2016/5/11/chartex" xmlns:cx6="http://schemas.microsoft.com/office/drawing/2016/5/12/chartex" xmlns:cx7="http://schemas.microsoft.com/office/drawing/2016/5/13/chartex" xmlns:cx8="http://schemas.microsoft.com/office/drawing/2016/5/14/chartex" xmlns:mc="http://schemas.openxmlformats.org/markup-compatibility/2006" xmlns:aink="http://schemas.microsoft.com/office/drawing/2016/ink" xmlns:am3d="http://schemas.microsoft.com/office/drawing/2017/model3d" xmlns:o="urn:schemas-microsoft-com:office:office" xmlns:oel="http://schemas.microsoft.com/office/2019/extlst" xmlns:r="http://schemas.openxmlformats.org/officeDocument/2006/relationships" xmlns:m="http://schemas.openxmlformats.org/officeDocument/2006/math" xmlns:v="urn:schemas-microsoft-com:vml" xmlns:wp14="http://schemas.microsoft.com/office/word/2010/wordprocessingDrawing" xmlns:wp="http://schemas.openxmlformats.org/drawingml/2006/wordprocessingDrawing" xmlns:w10="urn:schemas-microsoft-com:office:word" xmlns:w="http://schemas.openxmlformats.org/wordprocessingml/2006/main" xmlns:w14="http://schemas.microsoft.com/office/word/2010/wordml" xmlns:w15="http://schemas.microsoft.com/office/word/2012/wordml" xmlns:w16cex="http://schemas.microsoft.com/office/word/2018/wordml/cex" xmlns:w16cid="http://schemas.microsoft.com/office/word/2016/wordml/cid" xmlns:w16="http://schemas.microsoft.com/office/word/2018/wordml" xmlns:w16sdtdh="http://schemas.microsoft.com/office/word/2020/wordml/sdtdatahash" xmlns:w16se="http://schemas.microsoft.com/office/word/2015/wordml/symex" xmlns:wpg="http://schemas.microsoft.com/office/word/2010/wordprocessingGroup" xmlns:wpi="http://schemas.microsoft.com/office/word/2010/wordprocessingInk" xmlns:wne="http://schemas.microsoft.com/office/word/2006/wordml" xmlns:wps="http://schemas.microsoft.com/office/word/2010/wordprocessingShape" mc:Ignorable="w14 w15 w16se w16cid w16 w16cex w16sdtdh wp14">
+<w:document xmlns:wpc="http://schemas.microsoft.com/office/word/2010/wordprocessingCanvas" xmlns:cx="http://schemas.microsoft.com/office/drawing/2014/chartex" xmlns:cx1="http://schemas.microsoft.com/office/drawing/2015/9/8/chartex" xmlns:cx2="http://schemas.microsoft.com/office/drawing/2015/10/21/chartex" xmlns:cx3="http://schemas.microsoft.com/office/drawing/2016/5/9/chartex" xmlns:cx4="http://schemas.microsoft.com/office/drawing/2016/5/10/chartex" xmlns:cx5="http://schemas.microsoft.com/office/drawing/2016/5/11/chartex" xmlns:cx6="http://schemas.microsoft.com/office/drawing/2016/5/12/chartex" xmlns:cx7="http://schemas.microsoft.com/office/drawing/2016/5/13/chartex" xmlns:cx8="http://schemas.microsoft.com/office/drawing/2016/5/14/chartex" xmlns:mc="http://schemas.openxmlformats.org/markup-compatibility/2006" xmlns:aink="http://schemas.microsoft.com/office/drawing/2016/ink" xmlns:am3d="http://schemas.microsoft.com/office/drawing/2017/model3d" xmlns:o="urn:schemas-microsoft-com:office:office" xmlns:oel="http://schemas.microsoft.com/office/2019/extlst" xmlns:r="http://schemas.openxmlformats.org/officeDocument/2006/relationships" xmlns:m="http://schemas.openxmlformats.org/officeDocument/2006/math" xmlns:v="urn:schemas-microsoft-com:vml" xmlns:wp14="http://schemas.microsoft.com/office/word/2010/wordprocessingDrawing" xmlns:wp="http://schemas.openxmlformats.org/drawingml/2006/wordprocessingDrawing" xmlns:w10="urn:schemas-microsoft-com:office:word" xmlns:w="http://schemas.openxmlformats.org/wordprocessingml/2006/main" xmlns:w14="http://schemas.microsoft.com/office/word/2010/wordml" xmlns:w15="http://schemas.microsoft.com/office/word/2012/wordml" xmlns:w16cex="http://schemas.microsoft.com/office/word/2018/wordml/cex" xmlns:w16cid="http://schemas.microsoft.com/office/word/2016/wordml/cid" xmlns:w16="http://schemas.microsoft.com/office/word/2018/wordml" xmlns:w16du="http://schemas.microsoft.com/office/word/2023/wordml/word16du" xmlns:w16sdtdh="http://schemas.microsoft.com/office/word/2020/wordml/sdtdatahash" xmlns:w16sdtfl="http://schemas.microsoft.com/office/word/2024/wordml/sdtformatlock" xmlns:w16se="http://schemas.microsoft.com/office/word/2015/wordml/symex" xmlns:wpg="http://schemas.microsoft.com/office/word/2010/wordprocessingGroup" xmlns:wpi="http://schemas.microsoft.com/office/word/2010/wordprocessingInk" xmlns:wne="http://schemas.microsoft.com/office/word/2006/wordml" xmlns:wps="http://schemas.microsoft.com/office/word/2010/wordprocessingShape" mc:Ignorable="w14 w15 w16se w16cid w16 w16cex w16sdtdh w16sdtfl w16du wp14">
   <w:body>
     <w:p>
       <w:r>
@@ -168,7 +168,7 @@
     </w:p>
     <w:p>
       <w:r>
-        <w:t>Detta dokument behandlar höga naturvärden i avverkningsanmälan A 3041-2022 i Tingsryds kommun. Denna avverkningsanmälan inkom 2022-01-21 00:00:00 och omfattar 3,1 ha.</w:t>
+        <w:t>Detta dokument behandlar höga naturvärden i avverkningsanmälan A 3041-2022 i Tingsryds kommun som inkom 2022-01-21 och omfattar 3,1 ha.</w:t>
       </w:r>
     </w:p>
     <w:p>
@@ -191,12 +191,15 @@
     </w:p>
     <w:p>
       <w:r>
-        <w:t>I avverkningsanmälan har följande 1 naturvårdsarter hittats: havsörn (NT, §4). Av dessa är 1 rödlistade. För rödlistade arter har rödlistekategorin angivits inom parentes. För fridlysta arter anges även paragrafen i Artskyddsförordningen som arten är fridlyst enligt.</w:t>
+        <w:t>I och inom 25 meter från avverkningsanmälan har följande 10 naturvårdsarter hittats: jungfrulin (NT), myskmadra (S, T), västlig hakmossa (S), bandpraktmossa (T), ekbräken (T), hultbräken (T), kärrviol (T), liljekonvalj (T), rankstarr (T) och havsörn (§4). Av dessa är 1 rödlistade. För rödlistade arter har rödlistekategorin angivits inom parentes. Arter som är signalarter enligt Skogsstyrelsen har markerats med (S). Typiska arter inom Natura 2000 som är kopplade till skogsekosystem har markerats med (T). För fridlysta arter anges även paragrafen i Artskyddsförordningen som arten är fridlyst enligt.</w:t>
       </w:r>
     </w:p>
     <w:p>
       <w:r>
-        <w:t>De påträffade naturvårdsarterna är ett tydligt kvitto på att detta rör sig om en skog med höga naturvärden. I Figur 1 visas en karta över det avverkningsanmälda området, där samtliga fyndplatser för naturvårdsarter som finns registrerade på Artportalen har markerats.</w:t>
+        <w:t>De påträffade naturvårdsarterna är ett tydligt kvitto på att det rör sig om en skog med höga naturvärden.</w:t>
+      </w:r>
+      <w:r>
+        <w:t xml:space="preserve"> I Figur 1 visas fyndplatser för naturvårdsarter i området, som finns registrerade på Artportalen.</w:t>
       </w:r>
     </w:p>
     <w:p>
@@ -206,7 +209,7 @@
       <w:r>
         <w:drawing>
           <wp:inline xmlns:a="http://schemas.openxmlformats.org/drawingml/2006/main" xmlns:pic="http://schemas.openxmlformats.org/drawingml/2006/picture">
-            <wp:extent cx="5486400" cy="2834404"/>
+            <wp:extent cx="5486400" cy="3676454"/>
             <wp:docPr id="1" name="Picture 1"/>
             <wp:cNvGraphicFramePr>
               <a:graphicFrameLocks noChangeAspect="1"/>
@@ -227,7 +230,7 @@
                   <pic:spPr>
                     <a:xfrm>
                       <a:off x="0" y="0"/>
-                      <a:ext cx="5486400" cy="2834404"/>
+                      <a:ext cx="5486400" cy="3676454"/>
                     </a:xfrm>
                     <a:prstGeom prst="rect"/>
                   </pic:spPr>
@@ -241,9 +244,237 @@
     <w:p>
       <w:pPr>
         <w:pStyle w:val="Caption"/>
+        <w:spacing w:after="240"/>
       </w:pPr>
       <w:r>
-        <w:t>Figur 1. Fyndplatser för naturvårdsarter i det avverkningsanmälda området (röd linje). Markörer utan svart kant är placerade på fyndplatsen. Markörer med svart kant är placerade vid sidan av fyndplatsen och har ett svart streck som visar fyndplatsens exakta position. Kartans mittpunktskoordinat är N 6253063, E 480571 i SWEREF 99 TM.</w:t>
+        <w:t>Figur 1. Fyndplatser för naturvårdsarter i och inom 25 meter från avverkningsanmälan (röd linje). Markörer utan svart kant är placerade på fyndplatsen. Markörer med svart kant är placerade vid sidan av fyndplatsen och har ett svart streck som visar fyndplatsens exakta position. Kartans mittpunktskoordinat är N 6253063, E 480571 i SWEREF 99 TM.</w:t>
+      </w:r>
+    </w:p>
+    <w:p>
+      <w:pPr>
+        <w:pStyle w:val="Heading2"/>
+      </w:pPr>
+      <w:r>
+        <w:t>Fridlysta arter</w:t>
+      </w:r>
+    </w:p>
+    <w:p>
+      <w:r>
+        <w:t>Följande fridlysta arter har sina livsmiljöer och växtplatser i den avverkningsanmälda skogen: havsörn (§4).</w:t>
+      </w:r>
+    </w:p>
+    <w:p>
+      <w:r>
+        <w:t xml:space="preserve">Observera att medlemsländerna är skyldiga att agera i enlighet med EU:s fågeldirektiv där det uttryckligen står att direktivet gäller för fåglar samt för deras ägg, bon och </w:t>
+      </w:r>
+      <w:r>
+        <w:rPr>
+          <w:b/>
+        </w:rPr>
+        <w:t xml:space="preserve">livsmiljöer </w:t>
+      </w:r>
+      <w:r>
+        <w:t>(artikel 1). Vidare att de åtgärder som vidtas inte får leda till en försämring av den nuvarande situationen beträffande bevarandet av de fågelarter som avses i artikel 1 (artikel 13). Fågeldirektivet är styrande för tillsynsansvariga myndigheters ärendehantering, ställningstaganden och beslutsfattande.</w:t>
+      </w:r>
+    </w:p>
+    <w:p>
+      <w:r>
+        <w:rPr>
+          <w:b/>
+        </w:rPr>
+        <w:t>Havsörn (§4)</w:t>
+      </w:r>
+      <w:r>
+        <w:t xml:space="preserve"> omfattas av bilaga 1 EU:s fågeldirektiv. Skyddandet av befintliga bon måste upprätthållas och i samband med skogsavverkning bör en skyddszon på minst 100 meters radie runt boplatsen lämnas intakt. Under häckningsperioden (1 januari till 15 augusti) är havsörnen störningskänslig och inga skogsbruksåtgärder eller annan störande verksamhet får förekomma närmare än 500 m från boet under den tiden. För att åstadkomma en succession av lämpliga boträd för kommande generationer av havsörnar behöver ett betydligt större antal s.k. evighetsträd sparas vid avverkningar redan idag (SLU Artdatabanken, 2026; Skogsstyrelsen, 2016).</w:t>
+      </w:r>
+    </w:p>
+    <w:p>
+      <w:r>
+        <w:t>I BILAGA 1 finns mer detaljerad information om ekologi samt krav på livsmiljö hos fridlysta arter.</w:t>
+      </w:r>
+    </w:p>
+    <w:p>
+      <w:pPr>
+        <w:pStyle w:val="Heading2"/>
+      </w:pPr>
+      <w:r>
+        <w:t>Övriga naturvårdsarter</w:t>
+      </w:r>
+    </w:p>
+    <w:p>
+      <w:r>
+        <w:rPr>
+          <w:b/>
+        </w:rPr>
+        <w:t>Bandpraktmossa</w:t>
+      </w:r>
+      <w:r>
+        <w:t xml:space="preserve"> är en för Europa endemisk art som växer på blöt, näringsrik och ofta mineralrik mark, t.ex. i sumpskogar och rikkärr. Den verkar gynnas av källpåverkan och rörligt markvatten och förekommer ofta i artrika miljöer med t.ex. stor skedmossa, filtrundmossa och knoppvitmossa. Eftersom mängden våtmarker har reducerats kraftigt i södra Sverige under 1900-talet har förekomsten av bandpraktmossa troligen minskat. Bandpraktmossa är typisk art för </w:t>
+      </w:r>
+      <w:r>
+        <w:rPr>
+          <w:i/>
+        </w:rPr>
+        <w:t>9080 Lövsumpskog,</w:t>
+      </w:r>
+      <w:r>
+        <w:t xml:space="preserve"> </w:t>
+      </w:r>
+      <w:r>
+        <w:rPr>
+          <w:i/>
+        </w:rPr>
+        <w:t>9750 Svämlövskog</w:t>
+      </w:r>
+      <w:r>
+        <w:t xml:space="preserve"> och </w:t>
+      </w:r>
+      <w:r>
+        <w:rPr>
+          <w:i/>
+        </w:rPr>
+        <w:t>7230 Rikkärr</w:t>
+      </w:r>
+      <w:r>
+        <w:t xml:space="preserve"> (SLU Artdatabanken, 2025).</w:t>
+      </w:r>
+    </w:p>
+    <w:p>
+      <w:r>
+        <w:rPr>
+          <w:b/>
+        </w:rPr>
+        <w:t xml:space="preserve">Ekbräken </w:t>
+      </w:r>
+      <w:r>
+        <w:t xml:space="preserve">är typisk art för </w:t>
+      </w:r>
+      <w:r>
+        <w:rPr>
+          <w:i/>
+        </w:rPr>
+        <w:t>9050 Näringsrik granskog</w:t>
+      </w:r>
+      <w:r>
+        <w:t xml:space="preserve"> (SLU Artdatabanken, 2025).</w:t>
+      </w:r>
+    </w:p>
+    <w:p>
+      <w:r>
+        <w:rPr>
+          <w:b/>
+        </w:rPr>
+        <w:t xml:space="preserve">Hultbräken </w:t>
+      </w:r>
+      <w:r>
+        <w:t xml:space="preserve">är typisk art för </w:t>
+      </w:r>
+      <w:r>
+        <w:rPr>
+          <w:i/>
+        </w:rPr>
+        <w:t xml:space="preserve">9050 Näringsrik granskog </w:t>
+      </w:r>
+      <w:r>
+        <w:t>(SLU Artdatabanken, 2025).</w:t>
+      </w:r>
+    </w:p>
+    <w:p>
+      <w:r>
+        <w:rPr>
+          <w:b/>
+        </w:rPr>
+        <w:t xml:space="preserve">Kärrviol </w:t>
+      </w:r>
+      <w:r>
+        <w:t xml:space="preserve">är typisk art för </w:t>
+      </w:r>
+      <w:r>
+        <w:rPr>
+          <w:i/>
+        </w:rPr>
+        <w:t xml:space="preserve">9740 Skogsbevuxen myr </w:t>
+      </w:r>
+      <w:r>
+        <w:t>och</w:t>
+      </w:r>
+      <w:r>
+        <w:rPr>
+          <w:i/>
+        </w:rPr>
+        <w:t xml:space="preserve"> 6450 Svämängar </w:t>
+      </w:r>
+      <w:r>
+        <w:t>(SLU Artdatabanken, 2025).</w:t>
+      </w:r>
+    </w:p>
+    <w:p>
+      <w:r>
+        <w:rPr>
+          <w:b/>
+        </w:rPr>
+        <w:t>Liljekonvalj</w:t>
+      </w:r>
+      <w:r>
+        <w:t xml:space="preserve"> är typisk art för </w:t>
+      </w:r>
+      <w:r>
+        <w:rPr>
+          <w:i/>
+        </w:rPr>
+        <w:t>9190 Näringsfattig ekskog</w:t>
+      </w:r>
+      <w:r>
+        <w:t>. På liljekonvalj kan man hitta rostsvampen konvaljerost (NE) (SLU Artdatabanken, 2025).</w:t>
+      </w:r>
+    </w:p>
+    <w:p>
+      <w:r>
+        <w:rPr>
+          <w:b/>
+        </w:rPr>
+        <w:t xml:space="preserve">Myskmadra </w:t>
+      </w:r>
+      <w:r>
+        <w:t xml:space="preserve">är en bra signalart i hela sitt utbredningsområde i såväl lövskogar, lundar som kalkbarrskogar. Särskilt kräsen tycks den vara i norra delen av sitt utbredningsområde. Många naturliga växtplatser är av reliktkaraktär och växten indikerar här långvarig ekologisk kontinuitet. Arten är känslig för såväl hårt bete som dagens storskaliga skogsbruksmetoder. Myskmadra är typisk art för </w:t>
+      </w:r>
+      <w:r>
+        <w:rPr>
+          <w:i/>
+        </w:rPr>
+        <w:t xml:space="preserve">9050 Näringsrik granskog, 9020 Nordlig ädellövskog, 9130 Näringsrik bokskog </w:t>
+      </w:r>
+      <w:r>
+        <w:t xml:space="preserve">och </w:t>
+      </w:r>
+      <w:r>
+        <w:rPr>
+          <w:i/>
+        </w:rPr>
+        <w:t xml:space="preserve">9160 Näringsrik ekskog </w:t>
+      </w:r>
+      <w:r>
+        <w:t>(Nitare &amp; Skogsstyrelsen, 2019; SLU Artdatabanken, 2025).</w:t>
+      </w:r>
+    </w:p>
+    <w:p>
+      <w:r>
+        <w:rPr>
+          <w:b/>
+        </w:rPr>
+        <w:t xml:space="preserve">Rankstarr </w:t>
+      </w:r>
+      <w:r>
+        <w:t xml:space="preserve">är typisk art för </w:t>
+      </w:r>
+      <w:r>
+        <w:rPr>
+          <w:i/>
+        </w:rPr>
+        <w:t xml:space="preserve">9080 Lövsumpskog </w:t>
+      </w:r>
+      <w:r>
+        <w:t>(SLU Artdatabanken, 2025).</w:t>
       </w:r>
     </w:p>
     <w:p>
@@ -251,49 +482,6 @@
         <w:pStyle w:val="Heading1"/>
       </w:pPr>
       <w:r>
-        <w:t>Fridlysta arter</w:t>
-      </w:r>
-    </w:p>
-    <w:p>
-      <w:r>
-        <w:t>Följande fridlysta arter har sina livsmiljöer och växtplatser i den avverkningsanmälda skogen: havsörn (NT, §4).</w:t>
-      </w:r>
-    </w:p>
-    <w:p>
-      <w:r>
-        <w:t xml:space="preserve">Observera att medlemsländerna är skyldiga att agera i enlighet med EU:s fågeldirektiv där det uttryckligen står att direktivet gäller för fåglar samt för deras ägg, bon och </w:t>
-      </w:r>
-      <w:r>
-        <w:rPr>
-          <w:b/>
-        </w:rPr>
-        <w:t xml:space="preserve">livsmiljöer </w:t>
-      </w:r>
-      <w:r>
-        <w:t>(artikel 1). Vidare att de åtgärder som vidtas inte får leda till en försämring av den nuvarande situationen beträffande bevarandet av de fågelarter som avses i artikel 1 (artikel 13). Fågeldirektivet är styrande för tillsynsansvariga myndigheters ärendehantering, ställningstaganden och beslutsfattande.</w:t>
-      </w:r>
-    </w:p>
-    <w:p>
-      <w:r>
-        <w:rPr>
-          <w:b/>
-        </w:rPr>
-        <w:t>Havsörn (§4)</w:t>
-      </w:r>
-      <w:r>
-        <w:t xml:space="preserve"> omfattas av bilaga 1 EU:s fågeldirektiv. Skyddandet av befintliga bon måste upprätthållas och i samband med skogsavverkning bör en skyddszon på minst 100 meters radie runt boplatsen lämnas intakt. Under häckningsperioden (1 januari till 15 augusti) är havsörnen störningskänslig och inga skogsbruksåtgärder eller annan störande verksamhet får förekomma närmare än 500 m från boet under den tiden. För att åstadkomma en succession av lämpliga boträd för kommande generationer av havsörnar behöver ett betydligt större antal s.k. evighetsträd sparas vid avverkningar redan idag (SLU Artdatabanken, 2026; Skogsstyrelsen, 2016).</w:t>
-      </w:r>
-    </w:p>
-    <w:p>
-      <w:r>
-        <w:t>I BILAGA 1 finns mer detaljerad information om ekologi samt krav på livsmiljö hos fridlysta arter.</w:t>
-      </w:r>
-    </w:p>
-    <w:p>
-      <w:pPr>
-        <w:pStyle w:val="Heading1"/>
-      </w:pPr>
-      <w:r>
         <w:t>Certifiering</w:t>
       </w:r>
     </w:p>
@@ -395,7 +583,7 @@
         <w:rPr>
           <w:i/>
         </w:rPr>
-        <w:t>I det avverkningsanmälda skogsområdet har 1 naturvårdsarter varav 1 rödlistade arter sina livsmiljöer och växtplatser.</w:t>
+        <w:t>I det avverkningsanmälda skogsområdet har 10 naturvårdsarter varav 1 rödlistade arter sina livsmiljöer och växtplatser.</w:t>
       </w:r>
     </w:p>
     <w:p>
@@ -677,7 +865,7 @@
 </file>
 
 <file path=word/endnotes.xml><?xml version="1.0" encoding="utf-8"?>
-<w:endnotes xmlns:wpc="http://schemas.microsoft.com/office/word/2010/wordprocessingCanvas" xmlns:cx="http://schemas.microsoft.com/office/drawing/2014/chartex" xmlns:cx1="http://schemas.microsoft.com/office/drawing/2015/9/8/chartex" xmlns:cx2="http://schemas.microsoft.com/office/drawing/2015/10/21/chartex" xmlns:cx3="http://schemas.microsoft.com/office/drawing/2016/5/9/chartex" xmlns:cx4="http://schemas.microsoft.com/office/drawing/2016/5/10/chartex" xmlns:cx5="http://schemas.microsoft.com/office/drawing/2016/5/11/chartex" xmlns:cx6="http://schemas.microsoft.com/office/drawing/2016/5/12/chartex" xmlns:cx7="http://schemas.microsoft.com/office/drawing/2016/5/13/chartex" xmlns:cx8="http://schemas.microsoft.com/office/drawing/2016/5/14/chartex" xmlns:mc="http://schemas.openxmlformats.org/markup-compatibility/2006" xmlns:aink="http://schemas.microsoft.com/office/drawing/2016/ink" xmlns:am3d="http://schemas.microsoft.com/office/drawing/2017/model3d" xmlns:o="urn:schemas-microsoft-com:office:office" xmlns:oel="http://schemas.microsoft.com/office/2019/extlst" xmlns:r="http://schemas.openxmlformats.org/officeDocument/2006/relationships" xmlns:m="http://schemas.openxmlformats.org/officeDocument/2006/math" xmlns:v="urn:schemas-microsoft-com:vml" xmlns:wp14="http://schemas.microsoft.com/office/word/2010/wordprocessingDrawing" xmlns:wp="http://schemas.openxmlformats.org/drawingml/2006/wordprocessingDrawing" xmlns:w10="urn:schemas-microsoft-com:office:word" xmlns:w="http://schemas.openxmlformats.org/wordprocessingml/2006/main" xmlns:w14="http://schemas.microsoft.com/office/word/2010/wordml" xmlns:w15="http://schemas.microsoft.com/office/word/2012/wordml" xmlns:w16cex="http://schemas.microsoft.com/office/word/2018/wordml/cex" xmlns:w16cid="http://schemas.microsoft.com/office/word/2016/wordml/cid" xmlns:w16="http://schemas.microsoft.com/office/word/2018/wordml" xmlns:w16sdtdh="http://schemas.microsoft.com/office/word/2020/wordml/sdtdatahash" xmlns:w16se="http://schemas.microsoft.com/office/word/2015/wordml/symex" xmlns:wpg="http://schemas.microsoft.com/office/word/2010/wordprocessingGroup" xmlns:wpi="http://schemas.microsoft.com/office/word/2010/wordprocessingInk" xmlns:wne="http://schemas.microsoft.com/office/word/2006/wordml" xmlns:wps="http://schemas.microsoft.com/office/word/2010/wordprocessingShape" mc:Ignorable="w14 w15 w16se w16cid w16 w16cex w16sdtdh wp14">
+<w:endnotes xmlns:wpc="http://schemas.microsoft.com/office/word/2010/wordprocessingCanvas" xmlns:cx="http://schemas.microsoft.com/office/drawing/2014/chartex" xmlns:cx1="http://schemas.microsoft.com/office/drawing/2015/9/8/chartex" xmlns:cx2="http://schemas.microsoft.com/office/drawing/2015/10/21/chartex" xmlns:cx3="http://schemas.microsoft.com/office/drawing/2016/5/9/chartex" xmlns:cx4="http://schemas.microsoft.com/office/drawing/2016/5/10/chartex" xmlns:cx5="http://schemas.microsoft.com/office/drawing/2016/5/11/chartex" xmlns:cx6="http://schemas.microsoft.com/office/drawing/2016/5/12/chartex" xmlns:cx7="http://schemas.microsoft.com/office/drawing/2016/5/13/chartex" xmlns:cx8="http://schemas.microsoft.com/office/drawing/2016/5/14/chartex" xmlns:mc="http://schemas.openxmlformats.org/markup-compatibility/2006" xmlns:aink="http://schemas.microsoft.com/office/drawing/2016/ink" xmlns:am3d="http://schemas.microsoft.com/office/drawing/2017/model3d" xmlns:o="urn:schemas-microsoft-com:office:office" xmlns:oel="http://schemas.microsoft.com/office/2019/extlst" xmlns:r="http://schemas.openxmlformats.org/officeDocument/2006/relationships" xmlns:m="http://schemas.openxmlformats.org/officeDocument/2006/math" xmlns:v="urn:schemas-microsoft-com:vml" xmlns:wp14="http://schemas.microsoft.com/office/word/2010/wordprocessingDrawing" xmlns:wp="http://schemas.openxmlformats.org/drawingml/2006/wordprocessingDrawing" xmlns:w10="urn:schemas-microsoft-com:office:word" xmlns:w="http://schemas.openxmlformats.org/wordprocessingml/2006/main" xmlns:w14="http://schemas.microsoft.com/office/word/2010/wordml" xmlns:w15="http://schemas.microsoft.com/office/word/2012/wordml" xmlns:w16cex="http://schemas.microsoft.com/office/word/2018/wordml/cex" xmlns:w16cid="http://schemas.microsoft.com/office/word/2016/wordml/cid" xmlns:w16="http://schemas.microsoft.com/office/word/2018/wordml" xmlns:w16du="http://schemas.microsoft.com/office/word/2023/wordml/word16du" xmlns:w16sdtdh="http://schemas.microsoft.com/office/word/2020/wordml/sdtdatahash" xmlns:w16sdtfl="http://schemas.microsoft.com/office/word/2024/wordml/sdtformatlock" xmlns:w16se="http://schemas.microsoft.com/office/word/2015/wordml/symex" xmlns:wpg="http://schemas.microsoft.com/office/word/2010/wordprocessingGroup" xmlns:wpi="http://schemas.microsoft.com/office/word/2010/wordprocessingInk" xmlns:wne="http://schemas.microsoft.com/office/word/2006/wordml" xmlns:wps="http://schemas.microsoft.com/office/word/2010/wordprocessingShape" mc:Ignorable="w14 w15 w16se w16cid w16 w16cex w16sdtdh w16sdtfl w16du wp14">
   <w:endnote w:type="separator" w:id="-1">
     <w:p>
       <w:pPr>
@@ -702,7 +890,7 @@
 </file>
 
 <file path=word/footer1.xml><?xml version="1.0" encoding="utf-8"?>
-<w:ftr xmlns:wpc="http://schemas.microsoft.com/office/word/2010/wordprocessingCanvas" xmlns:cx="http://schemas.microsoft.com/office/drawing/2014/chartex" xmlns:cx1="http://schemas.microsoft.com/office/drawing/2015/9/8/chartex" xmlns:cx2="http://schemas.microsoft.com/office/drawing/2015/10/21/chartex" xmlns:cx3="http://schemas.microsoft.com/office/drawing/2016/5/9/chartex" xmlns:cx4="http://schemas.microsoft.com/office/drawing/2016/5/10/chartex" xmlns:cx5="http://schemas.microsoft.com/office/drawing/2016/5/11/chartex" xmlns:cx6="http://schemas.microsoft.com/office/drawing/2016/5/12/chartex" xmlns:cx7="http://schemas.microsoft.com/office/drawing/2016/5/13/chartex" xmlns:cx8="http://schemas.microsoft.com/office/drawing/2016/5/14/chartex" xmlns:mc="http://schemas.openxmlformats.org/markup-compatibility/2006" xmlns:aink="http://schemas.microsoft.com/office/drawing/2016/ink" xmlns:am3d="http://schemas.microsoft.com/office/drawing/2017/model3d" xmlns:o="urn:schemas-microsoft-com:office:office" xmlns:oel="http://schemas.microsoft.com/office/2019/extlst" xmlns:r="http://schemas.openxmlformats.org/officeDocument/2006/relationships" xmlns:m="http://schemas.openxmlformats.org/officeDocument/2006/math" xmlns:v="urn:schemas-microsoft-com:vml" xmlns:wp14="http://schemas.microsoft.com/office/word/2010/wordprocessingDrawing" xmlns:wp="http://schemas.openxmlformats.org/drawingml/2006/wordprocessingDrawing" xmlns:w10="urn:schemas-microsoft-com:office:word" xmlns:w="http://schemas.openxmlformats.org/wordprocessingml/2006/main" xmlns:w14="http://schemas.microsoft.com/office/word/2010/wordml" xmlns:w15="http://schemas.microsoft.com/office/word/2012/wordml" xmlns:w16cex="http://schemas.microsoft.com/office/word/2018/wordml/cex" xmlns:w16cid="http://schemas.microsoft.com/office/word/2016/wordml/cid" xmlns:w16="http://schemas.microsoft.com/office/word/2018/wordml" xmlns:w16sdtdh="http://schemas.microsoft.com/office/word/2020/wordml/sdtdatahash" xmlns:w16se="http://schemas.microsoft.com/office/word/2015/wordml/symex" xmlns:wpg="http://schemas.microsoft.com/office/word/2010/wordprocessingGroup" xmlns:wpi="http://schemas.microsoft.com/office/word/2010/wordprocessingInk" xmlns:wne="http://schemas.microsoft.com/office/word/2006/wordml" xmlns:wps="http://schemas.microsoft.com/office/word/2010/wordprocessingShape" mc:Ignorable="w14 w15 w16se w16cid w16 w16cex w16sdtdh wp14">
+<w:ftr xmlns:wpc="http://schemas.microsoft.com/office/word/2010/wordprocessingCanvas" xmlns:cx="http://schemas.microsoft.com/office/drawing/2014/chartex" xmlns:cx1="http://schemas.microsoft.com/office/drawing/2015/9/8/chartex" xmlns:cx2="http://schemas.microsoft.com/office/drawing/2015/10/21/chartex" xmlns:cx3="http://schemas.microsoft.com/office/drawing/2016/5/9/chartex" xmlns:cx4="http://schemas.microsoft.com/office/drawing/2016/5/10/chartex" xmlns:cx5="http://schemas.microsoft.com/office/drawing/2016/5/11/chartex" xmlns:cx6="http://schemas.microsoft.com/office/drawing/2016/5/12/chartex" xmlns:cx7="http://schemas.microsoft.com/office/drawing/2016/5/13/chartex" xmlns:cx8="http://schemas.microsoft.com/office/drawing/2016/5/14/chartex" xmlns:mc="http://schemas.openxmlformats.org/markup-compatibility/2006" xmlns:aink="http://schemas.microsoft.com/office/drawing/2016/ink" xmlns:am3d="http://schemas.microsoft.com/office/drawing/2017/model3d" xmlns:o="urn:schemas-microsoft-com:office:office" xmlns:oel="http://schemas.microsoft.com/office/2019/extlst" xmlns:r="http://schemas.openxmlformats.org/officeDocument/2006/relationships" xmlns:m="http://schemas.openxmlformats.org/officeDocument/2006/math" xmlns:v="urn:schemas-microsoft-com:vml" xmlns:wp14="http://schemas.microsoft.com/office/word/2010/wordprocessingDrawing" xmlns:wp="http://schemas.openxmlformats.org/drawingml/2006/wordprocessingDrawing" xmlns:w10="urn:schemas-microsoft-com:office:word" xmlns:w="http://schemas.openxmlformats.org/wordprocessingml/2006/main" xmlns:w14="http://schemas.microsoft.com/office/word/2010/wordml" xmlns:w15="http://schemas.microsoft.com/office/word/2012/wordml" xmlns:w16cex="http://schemas.microsoft.com/office/word/2018/wordml/cex" xmlns:w16cid="http://schemas.microsoft.com/office/word/2016/wordml/cid" xmlns:w16="http://schemas.microsoft.com/office/word/2018/wordml" xmlns:w16du="http://schemas.microsoft.com/office/word/2023/wordml/word16du" xmlns:w16sdtdh="http://schemas.microsoft.com/office/word/2020/wordml/sdtdatahash" xmlns:w16sdtfl="http://schemas.microsoft.com/office/word/2024/wordml/sdtformatlock" xmlns:w16se="http://schemas.microsoft.com/office/word/2015/wordml/symex" xmlns:wpg="http://schemas.microsoft.com/office/word/2010/wordprocessingGroup" xmlns:wpi="http://schemas.microsoft.com/office/word/2010/wordprocessingInk" xmlns:wne="http://schemas.microsoft.com/office/word/2006/wordml" xmlns:wps="http://schemas.microsoft.com/office/word/2010/wordprocessingShape" mc:Ignorable="w14 w15 w16se w16cid w16 w16cex w16sdtdh w16sdtfl w16du wp14">
   <w:p>
     <w:pPr>
       <w:pStyle w:val="Footer"/>
@@ -712,7 +900,7 @@
 </file>
 
 <file path=word/footer2.xml><?xml version="1.0" encoding="utf-8"?>
-<w:ftr xmlns:wpc="http://schemas.microsoft.com/office/word/2010/wordprocessingCanvas" xmlns:cx="http://schemas.microsoft.com/office/drawing/2014/chartex" xmlns:cx1="http://schemas.microsoft.com/office/drawing/2015/9/8/chartex" xmlns:cx2="http://schemas.microsoft.com/office/drawing/2015/10/21/chartex" xmlns:cx3="http://schemas.microsoft.com/office/drawing/2016/5/9/chartex" xmlns:cx4="http://schemas.microsoft.com/office/drawing/2016/5/10/chartex" xmlns:cx5="http://schemas.microsoft.com/office/drawing/2016/5/11/chartex" xmlns:cx6="http://schemas.microsoft.com/office/drawing/2016/5/12/chartex" xmlns:cx7="http://schemas.microsoft.com/office/drawing/2016/5/13/chartex" xmlns:cx8="http://schemas.microsoft.com/office/drawing/2016/5/14/chartex" xmlns:mc="http://schemas.openxmlformats.org/markup-compatibility/2006" xmlns:aink="http://schemas.microsoft.com/office/drawing/2016/ink" xmlns:am3d="http://schemas.microsoft.com/office/drawing/2017/model3d" xmlns:o="urn:schemas-microsoft-com:office:office" xmlns:oel="http://schemas.microsoft.com/office/2019/extlst" xmlns:r="http://schemas.openxmlformats.org/officeDocument/2006/relationships" xmlns:m="http://schemas.openxmlformats.org/officeDocument/2006/math" xmlns:v="urn:schemas-microsoft-com:vml" xmlns:wp14="http://schemas.microsoft.com/office/word/2010/wordprocessingDrawing" xmlns:wp="http://schemas.openxmlformats.org/drawingml/2006/wordprocessingDrawing" xmlns:w10="urn:schemas-microsoft-com:office:word" xmlns:w="http://schemas.openxmlformats.org/wordprocessingml/2006/main" xmlns:w14="http://schemas.microsoft.com/office/word/2010/wordml" xmlns:w15="http://schemas.microsoft.com/office/word/2012/wordml" xmlns:w16cex="http://schemas.microsoft.com/office/word/2018/wordml/cex" xmlns:w16cid="http://schemas.microsoft.com/office/word/2016/wordml/cid" xmlns:w16="http://schemas.microsoft.com/office/word/2018/wordml" xmlns:w16sdtdh="http://schemas.microsoft.com/office/word/2020/wordml/sdtdatahash" xmlns:w16se="http://schemas.microsoft.com/office/word/2015/wordml/symex" xmlns:wpg="http://schemas.microsoft.com/office/word/2010/wordprocessingGroup" xmlns:wpi="http://schemas.microsoft.com/office/word/2010/wordprocessingInk" xmlns:wne="http://schemas.microsoft.com/office/word/2006/wordml" xmlns:wps="http://schemas.microsoft.com/office/word/2010/wordprocessingShape" mc:Ignorable="w14 w15 w16se w16cid w16 w16cex w16sdtdh wp14">
+<w:ftr xmlns:wpc="http://schemas.microsoft.com/office/word/2010/wordprocessingCanvas" xmlns:cx="http://schemas.microsoft.com/office/drawing/2014/chartex" xmlns:cx1="http://schemas.microsoft.com/office/drawing/2015/9/8/chartex" xmlns:cx2="http://schemas.microsoft.com/office/drawing/2015/10/21/chartex" xmlns:cx3="http://schemas.microsoft.com/office/drawing/2016/5/9/chartex" xmlns:cx4="http://schemas.microsoft.com/office/drawing/2016/5/10/chartex" xmlns:cx5="http://schemas.microsoft.com/office/drawing/2016/5/11/chartex" xmlns:cx6="http://schemas.microsoft.com/office/drawing/2016/5/12/chartex" xmlns:cx7="http://schemas.microsoft.com/office/drawing/2016/5/13/chartex" xmlns:cx8="http://schemas.microsoft.com/office/drawing/2016/5/14/chartex" xmlns:mc="http://schemas.openxmlformats.org/markup-compatibility/2006" xmlns:aink="http://schemas.microsoft.com/office/drawing/2016/ink" xmlns:am3d="http://schemas.microsoft.com/office/drawing/2017/model3d" xmlns:o="urn:schemas-microsoft-com:office:office" xmlns:oel="http://schemas.microsoft.com/office/2019/extlst" xmlns:r="http://schemas.openxmlformats.org/officeDocument/2006/relationships" xmlns:m="http://schemas.openxmlformats.org/officeDocument/2006/math" xmlns:v="urn:schemas-microsoft-com:vml" xmlns:wp14="http://schemas.microsoft.com/office/word/2010/wordprocessingDrawing" xmlns:wp="http://schemas.openxmlformats.org/drawingml/2006/wordprocessingDrawing" xmlns:w10="urn:schemas-microsoft-com:office:word" xmlns:w="http://schemas.openxmlformats.org/wordprocessingml/2006/main" xmlns:w14="http://schemas.microsoft.com/office/word/2010/wordml" xmlns:w15="http://schemas.microsoft.com/office/word/2012/wordml" xmlns:w16cex="http://schemas.microsoft.com/office/word/2018/wordml/cex" xmlns:w16cid="http://schemas.microsoft.com/office/word/2016/wordml/cid" xmlns:w16="http://schemas.microsoft.com/office/word/2018/wordml" xmlns:w16du="http://schemas.microsoft.com/office/word/2023/wordml/word16du" xmlns:w16sdtdh="http://schemas.microsoft.com/office/word/2020/wordml/sdtdatahash" xmlns:w16sdtfl="http://schemas.microsoft.com/office/word/2024/wordml/sdtformatlock" xmlns:w16se="http://schemas.microsoft.com/office/word/2015/wordml/symex" xmlns:wpg="http://schemas.microsoft.com/office/word/2010/wordprocessingGroup" xmlns:wpi="http://schemas.microsoft.com/office/word/2010/wordprocessingInk" xmlns:wne="http://schemas.microsoft.com/office/word/2006/wordml" xmlns:wps="http://schemas.microsoft.com/office/word/2010/wordprocessingShape" mc:Ignorable="w14 w15 w16se w16cid w16 w16cex w16sdtdh w16sdtfl w16du wp14">
   <w:p>
     <w:pPr>
       <w:pStyle w:val="Footer"/>
@@ -722,7 +910,7 @@
 </file>
 
 <file path=word/footer3.xml><?xml version="1.0" encoding="utf-8"?>
-<w:ftr xmlns:wpc="http://schemas.microsoft.com/office/word/2010/wordprocessingCanvas" xmlns:cx="http://schemas.microsoft.com/office/drawing/2014/chartex" xmlns:cx1="http://schemas.microsoft.com/office/drawing/2015/9/8/chartex" xmlns:cx2="http://schemas.microsoft.com/office/drawing/2015/10/21/chartex" xmlns:cx3="http://schemas.microsoft.com/office/drawing/2016/5/9/chartex" xmlns:cx4="http://schemas.microsoft.com/office/drawing/2016/5/10/chartex" xmlns:cx5="http://schemas.microsoft.com/office/drawing/2016/5/11/chartex" xmlns:cx6="http://schemas.microsoft.com/office/drawing/2016/5/12/chartex" xmlns:cx7="http://schemas.microsoft.com/office/drawing/2016/5/13/chartex" xmlns:cx8="http://schemas.microsoft.com/office/drawing/2016/5/14/chartex" xmlns:mc="http://schemas.openxmlformats.org/markup-compatibility/2006" xmlns:aink="http://schemas.microsoft.com/office/drawing/2016/ink" xmlns:am3d="http://schemas.microsoft.com/office/drawing/2017/model3d" xmlns:o="urn:schemas-microsoft-com:office:office" xmlns:oel="http://schemas.microsoft.com/office/2019/extlst" xmlns:r="http://schemas.openxmlformats.org/officeDocument/2006/relationships" xmlns:m="http://schemas.openxmlformats.org/officeDocument/2006/math" xmlns:v="urn:schemas-microsoft-com:vml" xmlns:wp14="http://schemas.microsoft.com/office/word/2010/wordprocessingDrawing" xmlns:wp="http://schemas.openxmlformats.org/drawingml/2006/wordprocessingDrawing" xmlns:w10="urn:schemas-microsoft-com:office:word" xmlns:w="http://schemas.openxmlformats.org/wordprocessingml/2006/main" xmlns:w14="http://schemas.microsoft.com/office/word/2010/wordml" xmlns:w15="http://schemas.microsoft.com/office/word/2012/wordml" xmlns:w16cex="http://schemas.microsoft.com/office/word/2018/wordml/cex" xmlns:w16cid="http://schemas.microsoft.com/office/word/2016/wordml/cid" xmlns:w16="http://schemas.microsoft.com/office/word/2018/wordml" xmlns:w16sdtdh="http://schemas.microsoft.com/office/word/2020/wordml/sdtdatahash" xmlns:w16se="http://schemas.microsoft.com/office/word/2015/wordml/symex" xmlns:wpg="http://schemas.microsoft.com/office/word/2010/wordprocessingGroup" xmlns:wpi="http://schemas.microsoft.com/office/word/2010/wordprocessingInk" xmlns:wne="http://schemas.microsoft.com/office/word/2006/wordml" xmlns:wps="http://schemas.microsoft.com/office/word/2010/wordprocessingShape" mc:Ignorable="w14 w15 w16se w16cid w16 w16cex w16sdtdh wp14">
+<w:ftr xmlns:wpc="http://schemas.microsoft.com/office/word/2010/wordprocessingCanvas" xmlns:cx="http://schemas.microsoft.com/office/drawing/2014/chartex" xmlns:cx1="http://schemas.microsoft.com/office/drawing/2015/9/8/chartex" xmlns:cx2="http://schemas.microsoft.com/office/drawing/2015/10/21/chartex" xmlns:cx3="http://schemas.microsoft.com/office/drawing/2016/5/9/chartex" xmlns:cx4="http://schemas.microsoft.com/office/drawing/2016/5/10/chartex" xmlns:cx5="http://schemas.microsoft.com/office/drawing/2016/5/11/chartex" xmlns:cx6="http://schemas.microsoft.com/office/drawing/2016/5/12/chartex" xmlns:cx7="http://schemas.microsoft.com/office/drawing/2016/5/13/chartex" xmlns:cx8="http://schemas.microsoft.com/office/drawing/2016/5/14/chartex" xmlns:mc="http://schemas.openxmlformats.org/markup-compatibility/2006" xmlns:aink="http://schemas.microsoft.com/office/drawing/2016/ink" xmlns:am3d="http://schemas.microsoft.com/office/drawing/2017/model3d" xmlns:o="urn:schemas-microsoft-com:office:office" xmlns:oel="http://schemas.microsoft.com/office/2019/extlst" xmlns:r="http://schemas.openxmlformats.org/officeDocument/2006/relationships" xmlns:m="http://schemas.openxmlformats.org/officeDocument/2006/math" xmlns:v="urn:schemas-microsoft-com:vml" xmlns:wp14="http://schemas.microsoft.com/office/word/2010/wordprocessingDrawing" xmlns:wp="http://schemas.openxmlformats.org/drawingml/2006/wordprocessingDrawing" xmlns:w10="urn:schemas-microsoft-com:office:word" xmlns:w="http://schemas.openxmlformats.org/wordprocessingml/2006/main" xmlns:w14="http://schemas.microsoft.com/office/word/2010/wordml" xmlns:w15="http://schemas.microsoft.com/office/word/2012/wordml" xmlns:w16cex="http://schemas.microsoft.com/office/word/2018/wordml/cex" xmlns:w16cid="http://schemas.microsoft.com/office/word/2016/wordml/cid" xmlns:w16="http://schemas.microsoft.com/office/word/2018/wordml" xmlns:w16du="http://schemas.microsoft.com/office/word/2023/wordml/word16du" xmlns:w16sdtdh="http://schemas.microsoft.com/office/word/2020/wordml/sdtdatahash" xmlns:w16sdtfl="http://schemas.microsoft.com/office/word/2024/wordml/sdtformatlock" xmlns:w16se="http://schemas.microsoft.com/office/word/2015/wordml/symex" xmlns:wpg="http://schemas.microsoft.com/office/word/2010/wordprocessingGroup" xmlns:wpi="http://schemas.microsoft.com/office/word/2010/wordprocessingInk" xmlns:wne="http://schemas.microsoft.com/office/word/2006/wordml" xmlns:wps="http://schemas.microsoft.com/office/word/2010/wordprocessingShape" mc:Ignorable="w14 w15 w16se w16cid w16 w16cex w16sdtdh w16sdtfl w16du wp14">
   <w:p>
     <w:pPr>
       <w:pStyle w:val="Footer"/>
@@ -732,7 +920,7 @@
 </file>
 
 <file path=word/footnotes.xml><?xml version="1.0" encoding="utf-8"?>
-<w:footnotes xmlns:wpc="http://schemas.microsoft.com/office/word/2010/wordprocessingCanvas" xmlns:cx="http://schemas.microsoft.com/office/drawing/2014/chartex" xmlns:cx1="http://schemas.microsoft.com/office/drawing/2015/9/8/chartex" xmlns:cx2="http://schemas.microsoft.com/office/drawing/2015/10/21/chartex" xmlns:cx3="http://schemas.microsoft.com/office/drawing/2016/5/9/chartex" xmlns:cx4="http://schemas.microsoft.com/office/drawing/2016/5/10/chartex" xmlns:cx5="http://schemas.microsoft.com/office/drawing/2016/5/11/chartex" xmlns:cx6="http://schemas.microsoft.com/office/drawing/2016/5/12/chartex" xmlns:cx7="http://schemas.microsoft.com/office/drawing/2016/5/13/chartex" xmlns:cx8="http://schemas.microsoft.com/office/drawing/2016/5/14/chartex" xmlns:mc="http://schemas.openxmlformats.org/markup-compatibility/2006" xmlns:aink="http://schemas.microsoft.com/office/drawing/2016/ink" xmlns:am3d="http://schemas.microsoft.com/office/drawing/2017/model3d" xmlns:o="urn:schemas-microsoft-com:office:office" xmlns:oel="http://schemas.microsoft.com/office/2019/extlst" xmlns:r="http://schemas.openxmlformats.org/officeDocument/2006/relationships" xmlns:m="http://schemas.openxmlformats.org/officeDocument/2006/math" xmlns:v="urn:schemas-microsoft-com:vml" xmlns:wp14="http://schemas.microsoft.com/office/word/2010/wordprocessingDrawing" xmlns:wp="http://schemas.openxmlformats.org/drawingml/2006/wordprocessingDrawing" xmlns:w10="urn:schemas-microsoft-com:office:word" xmlns:w="http://schemas.openxmlformats.org/wordprocessingml/2006/main" xmlns:w14="http://schemas.microsoft.com/office/word/2010/wordml" xmlns:w15="http://schemas.microsoft.com/office/word/2012/wordml" xmlns:w16cex="http://schemas.microsoft.com/office/word/2018/wordml/cex" xmlns:w16cid="http://schemas.microsoft.com/office/word/2016/wordml/cid" xmlns:w16="http://schemas.microsoft.com/office/word/2018/wordml" xmlns:w16sdtdh="http://schemas.microsoft.com/office/word/2020/wordml/sdtdatahash" xmlns:w16se="http://schemas.microsoft.com/office/word/2015/wordml/symex" xmlns:wpg="http://schemas.microsoft.com/office/word/2010/wordprocessingGroup" xmlns:wpi="http://schemas.microsoft.com/office/word/2010/wordprocessingInk" xmlns:wne="http://schemas.microsoft.com/office/word/2006/wordml" xmlns:wps="http://schemas.microsoft.com/office/word/2010/wordprocessingShape" mc:Ignorable="w14 w15 w16se w16cid w16 w16cex w16sdtdh wp14">
+<w:footnotes xmlns:wpc="http://schemas.microsoft.com/office/word/2010/wordprocessingCanvas" xmlns:cx="http://schemas.microsoft.com/office/drawing/2014/chartex" xmlns:cx1="http://schemas.microsoft.com/office/drawing/2015/9/8/chartex" xmlns:cx2="http://schemas.microsoft.com/office/drawing/2015/10/21/chartex" xmlns:cx3="http://schemas.microsoft.com/office/drawing/2016/5/9/chartex" xmlns:cx4="http://schemas.microsoft.com/office/drawing/2016/5/10/chartex" xmlns:cx5="http://schemas.microsoft.com/office/drawing/2016/5/11/chartex" xmlns:cx6="http://schemas.microsoft.com/office/drawing/2016/5/12/chartex" xmlns:cx7="http://schemas.microsoft.com/office/drawing/2016/5/13/chartex" xmlns:cx8="http://schemas.microsoft.com/office/drawing/2016/5/14/chartex" xmlns:mc="http://schemas.openxmlformats.org/markup-compatibility/2006" xmlns:aink="http://schemas.microsoft.com/office/drawing/2016/ink" xmlns:am3d="http://schemas.microsoft.com/office/drawing/2017/model3d" xmlns:o="urn:schemas-microsoft-com:office:office" xmlns:oel="http://schemas.microsoft.com/office/2019/extlst" xmlns:r="http://schemas.openxmlformats.org/officeDocument/2006/relationships" xmlns:m="http://schemas.openxmlformats.org/officeDocument/2006/math" xmlns:v="urn:schemas-microsoft-com:vml" xmlns:wp14="http://schemas.microsoft.com/office/word/2010/wordprocessingDrawing" xmlns:wp="http://schemas.openxmlformats.org/drawingml/2006/wordprocessingDrawing" xmlns:w10="urn:schemas-microsoft-com:office:word" xmlns:w="http://schemas.openxmlformats.org/wordprocessingml/2006/main" xmlns:w14="http://schemas.microsoft.com/office/word/2010/wordml" xmlns:w15="http://schemas.microsoft.com/office/word/2012/wordml" xmlns:w16cex="http://schemas.microsoft.com/office/word/2018/wordml/cex" xmlns:w16cid="http://schemas.microsoft.com/office/word/2016/wordml/cid" xmlns:w16="http://schemas.microsoft.com/office/word/2018/wordml" xmlns:w16du="http://schemas.microsoft.com/office/word/2023/wordml/word16du" xmlns:w16sdtdh="http://schemas.microsoft.com/office/word/2020/wordml/sdtdatahash" xmlns:w16sdtfl="http://schemas.microsoft.com/office/word/2024/wordml/sdtformatlock" xmlns:w16se="http://schemas.microsoft.com/office/word/2015/wordml/symex" xmlns:wpg="http://schemas.microsoft.com/office/word/2010/wordprocessingGroup" xmlns:wpi="http://schemas.microsoft.com/office/word/2010/wordprocessingInk" xmlns:wne="http://schemas.microsoft.com/office/word/2006/wordml" xmlns:wps="http://schemas.microsoft.com/office/word/2010/wordprocessingShape" mc:Ignorable="w14 w15 w16se w16cid w16 w16cex w16sdtdh w16sdtfl w16du wp14">
   <w:footnote w:type="separator" w:id="-1">
     <w:p>
       <w:pPr>
@@ -757,7 +945,7 @@
 </file>
 
 <file path=word/header1.xml><?xml version="1.0" encoding="utf-8"?>
-<w:hdr xmlns:wpc="http://schemas.microsoft.com/office/word/2010/wordprocessingCanvas" xmlns:cx="http://schemas.microsoft.com/office/drawing/2014/chartex" xmlns:cx1="http://schemas.microsoft.com/office/drawing/2015/9/8/chartex" xmlns:cx2="http://schemas.microsoft.com/office/drawing/2015/10/21/chartex" xmlns:cx3="http://schemas.microsoft.com/office/drawing/2016/5/9/chartex" xmlns:cx4="http://schemas.microsoft.com/office/drawing/2016/5/10/chartex" xmlns:cx5="http://schemas.microsoft.com/office/drawing/2016/5/11/chartex" xmlns:cx6="http://schemas.microsoft.com/office/drawing/2016/5/12/chartex" xmlns:cx7="http://schemas.microsoft.com/office/drawing/2016/5/13/chartex" xmlns:cx8="http://schemas.microsoft.com/office/drawing/2016/5/14/chartex" xmlns:mc="http://schemas.openxmlformats.org/markup-compatibility/2006" xmlns:aink="http://schemas.microsoft.com/office/drawing/2016/ink" xmlns:am3d="http://schemas.microsoft.com/office/drawing/2017/model3d" xmlns:o="urn:schemas-microsoft-com:office:office" xmlns:oel="http://schemas.microsoft.com/office/2019/extlst" xmlns:r="http://schemas.openxmlformats.org/officeDocument/2006/relationships" xmlns:m="http://schemas.openxmlformats.org/officeDocument/2006/math" xmlns:v="urn:schemas-microsoft-com:vml" xmlns:wp14="http://schemas.microsoft.com/office/word/2010/wordprocessingDrawing" xmlns:wp="http://schemas.openxmlformats.org/drawingml/2006/wordprocessingDrawing" xmlns:w10="urn:schemas-microsoft-com:office:word" xmlns:w="http://schemas.openxmlformats.org/wordprocessingml/2006/main" xmlns:w14="http://schemas.microsoft.com/office/word/2010/wordml" xmlns:w15="http://schemas.microsoft.com/office/word/2012/wordml" xmlns:w16cex="http://schemas.microsoft.com/office/word/2018/wordml/cex" xmlns:w16cid="http://schemas.microsoft.com/office/word/2016/wordml/cid" xmlns:w16="http://schemas.microsoft.com/office/word/2018/wordml" xmlns:w16sdtdh="http://schemas.microsoft.com/office/word/2020/wordml/sdtdatahash" xmlns:w16se="http://schemas.microsoft.com/office/word/2015/wordml/symex" xmlns:wpg="http://schemas.microsoft.com/office/word/2010/wordprocessingGroup" xmlns:wpi="http://schemas.microsoft.com/office/word/2010/wordprocessingInk" xmlns:wne="http://schemas.microsoft.com/office/word/2006/wordml" xmlns:wps="http://schemas.microsoft.com/office/word/2010/wordprocessingShape" mc:Ignorable="w14 w15 w16se w16cid w16 w16cex w16sdtdh wp14">
+<w:hdr xmlns:wpc="http://schemas.microsoft.com/office/word/2010/wordprocessingCanvas" xmlns:cx="http://schemas.microsoft.com/office/drawing/2014/chartex" xmlns:cx1="http://schemas.microsoft.com/office/drawing/2015/9/8/chartex" xmlns:cx2="http://schemas.microsoft.com/office/drawing/2015/10/21/chartex" xmlns:cx3="http://schemas.microsoft.com/office/drawing/2016/5/9/chartex" xmlns:cx4="http://schemas.microsoft.com/office/drawing/2016/5/10/chartex" xmlns:cx5="http://schemas.microsoft.com/office/drawing/2016/5/11/chartex" xmlns:cx6="http://schemas.microsoft.com/office/drawing/2016/5/12/chartex" xmlns:cx7="http://schemas.microsoft.com/office/drawing/2016/5/13/chartex" xmlns:cx8="http://schemas.microsoft.com/office/drawing/2016/5/14/chartex" xmlns:mc="http://schemas.openxmlformats.org/markup-compatibility/2006" xmlns:aink="http://schemas.microsoft.com/office/drawing/2016/ink" xmlns:am3d="http://schemas.microsoft.com/office/drawing/2017/model3d" xmlns:o="urn:schemas-microsoft-com:office:office" xmlns:oel="http://schemas.microsoft.com/office/2019/extlst" xmlns:r="http://schemas.openxmlformats.org/officeDocument/2006/relationships" xmlns:m="http://schemas.openxmlformats.org/officeDocument/2006/math" xmlns:v="urn:schemas-microsoft-com:vml" xmlns:wp14="http://schemas.microsoft.com/office/word/2010/wordprocessingDrawing" xmlns:wp="http://schemas.openxmlformats.org/drawingml/2006/wordprocessingDrawing" xmlns:w10="urn:schemas-microsoft-com:office:word" xmlns:w="http://schemas.openxmlformats.org/wordprocessingml/2006/main" xmlns:w14="http://schemas.microsoft.com/office/word/2010/wordml" xmlns:w15="http://schemas.microsoft.com/office/word/2012/wordml" xmlns:w16cex="http://schemas.microsoft.com/office/word/2018/wordml/cex" xmlns:w16cid="http://schemas.microsoft.com/office/word/2016/wordml/cid" xmlns:w16="http://schemas.microsoft.com/office/word/2018/wordml" xmlns:w16du="http://schemas.microsoft.com/office/word/2023/wordml/word16du" xmlns:w16sdtdh="http://schemas.microsoft.com/office/word/2020/wordml/sdtdatahash" xmlns:w16sdtfl="http://schemas.microsoft.com/office/word/2024/wordml/sdtformatlock" xmlns:w16se="http://schemas.microsoft.com/office/word/2015/wordml/symex" xmlns:wpg="http://schemas.microsoft.com/office/word/2010/wordprocessingGroup" xmlns:wpi="http://schemas.microsoft.com/office/word/2010/wordprocessingInk" xmlns:wne="http://schemas.microsoft.com/office/word/2006/wordml" xmlns:wps="http://schemas.microsoft.com/office/word/2010/wordprocessingShape" mc:Ignorable="w14 w15 w16se w16cid w16 w16cex w16sdtdh w16sdtfl w16du wp14">
   <w:p>
     <w:pPr>
       <w:pStyle w:val="Header"/>
@@ -767,7 +955,7 @@
 </file>
 
 <file path=word/header2.xml><?xml version="1.0" encoding="utf-8"?>
-<w:hdr xmlns:wpc="http://schemas.microsoft.com/office/word/2010/wordprocessingCanvas" xmlns:cx="http://schemas.microsoft.com/office/drawing/2014/chartex" xmlns:cx1="http://schemas.microsoft.com/office/drawing/2015/9/8/chartex" xmlns:cx2="http://schemas.microsoft.com/office/drawing/2015/10/21/chartex" xmlns:cx3="http://schemas.microsoft.com/office/drawing/2016/5/9/chartex" xmlns:cx4="http://schemas.microsoft.com/office/drawing/2016/5/10/chartex" xmlns:cx5="http://schemas.microsoft.com/office/drawing/2016/5/11/chartex" xmlns:cx6="http://schemas.microsoft.com/office/drawing/2016/5/12/chartex" xmlns:cx7="http://schemas.microsoft.com/office/drawing/2016/5/13/chartex" xmlns:cx8="http://schemas.microsoft.com/office/drawing/2016/5/14/chartex" xmlns:mc="http://schemas.openxmlformats.org/markup-compatibility/2006" xmlns:aink="http://schemas.microsoft.com/office/drawing/2016/ink" xmlns:am3d="http://schemas.microsoft.com/office/drawing/2017/model3d" xmlns:o="urn:schemas-microsoft-com:office:office" xmlns:oel="http://schemas.microsoft.com/office/2019/extlst" xmlns:r="http://schemas.openxmlformats.org/officeDocument/2006/relationships" xmlns:m="http://schemas.openxmlformats.org/officeDocument/2006/math" xmlns:v="urn:schemas-microsoft-com:vml" xmlns:wp14="http://schemas.microsoft.com/office/word/2010/wordprocessingDrawing" xmlns:wp="http://schemas.openxmlformats.org/drawingml/2006/wordprocessingDrawing" xmlns:w10="urn:schemas-microsoft-com:office:word" xmlns:w="http://schemas.openxmlformats.org/wordprocessingml/2006/main" xmlns:w14="http://schemas.microsoft.com/office/word/2010/wordml" xmlns:w15="http://schemas.microsoft.com/office/word/2012/wordml" xmlns:w16cex="http://schemas.microsoft.com/office/word/2018/wordml/cex" xmlns:w16cid="http://schemas.microsoft.com/office/word/2016/wordml/cid" xmlns:w16="http://schemas.microsoft.com/office/word/2018/wordml" xmlns:w16sdtdh="http://schemas.microsoft.com/office/word/2020/wordml/sdtdatahash" xmlns:w16se="http://schemas.microsoft.com/office/word/2015/wordml/symex" xmlns:wpg="http://schemas.microsoft.com/office/word/2010/wordprocessingGroup" xmlns:wpi="http://schemas.microsoft.com/office/word/2010/wordprocessingInk" xmlns:wne="http://schemas.microsoft.com/office/word/2006/wordml" xmlns:wps="http://schemas.microsoft.com/office/word/2010/wordprocessingShape" mc:Ignorable="w14 w15 w16se w16cid w16 w16cex w16sdtdh wp14">
+<w:hdr xmlns:wpc="http://schemas.microsoft.com/office/word/2010/wordprocessingCanvas" xmlns:cx="http://schemas.microsoft.com/office/drawing/2014/chartex" xmlns:cx1="http://schemas.microsoft.com/office/drawing/2015/9/8/chartex" xmlns:cx2="http://schemas.microsoft.com/office/drawing/2015/10/21/chartex" xmlns:cx3="http://schemas.microsoft.com/office/drawing/2016/5/9/chartex" xmlns:cx4="http://schemas.microsoft.com/office/drawing/2016/5/10/chartex" xmlns:cx5="http://schemas.microsoft.com/office/drawing/2016/5/11/chartex" xmlns:cx6="http://schemas.microsoft.com/office/drawing/2016/5/12/chartex" xmlns:cx7="http://schemas.microsoft.com/office/drawing/2016/5/13/chartex" xmlns:cx8="http://schemas.microsoft.com/office/drawing/2016/5/14/chartex" xmlns:mc="http://schemas.openxmlformats.org/markup-compatibility/2006" xmlns:aink="http://schemas.microsoft.com/office/drawing/2016/ink" xmlns:am3d="http://schemas.microsoft.com/office/drawing/2017/model3d" xmlns:o="urn:schemas-microsoft-com:office:office" xmlns:oel="http://schemas.microsoft.com/office/2019/extlst" xmlns:r="http://schemas.openxmlformats.org/officeDocument/2006/relationships" xmlns:m="http://schemas.openxmlformats.org/officeDocument/2006/math" xmlns:v="urn:schemas-microsoft-com:vml" xmlns:wp14="http://schemas.microsoft.com/office/word/2010/wordprocessingDrawing" xmlns:wp="http://schemas.openxmlformats.org/drawingml/2006/wordprocessingDrawing" xmlns:w10="urn:schemas-microsoft-com:office:word" xmlns:w="http://schemas.openxmlformats.org/wordprocessingml/2006/main" xmlns:w14="http://schemas.microsoft.com/office/word/2010/wordml" xmlns:w15="http://schemas.microsoft.com/office/word/2012/wordml" xmlns:w16cex="http://schemas.microsoft.com/office/word/2018/wordml/cex" xmlns:w16cid="http://schemas.microsoft.com/office/word/2016/wordml/cid" xmlns:w16="http://schemas.microsoft.com/office/word/2018/wordml" xmlns:w16du="http://schemas.microsoft.com/office/word/2023/wordml/word16du" xmlns:w16sdtdh="http://schemas.microsoft.com/office/word/2020/wordml/sdtdatahash" xmlns:w16sdtfl="http://schemas.microsoft.com/office/word/2024/wordml/sdtformatlock" xmlns:w16se="http://schemas.microsoft.com/office/word/2015/wordml/symex" xmlns:wpg="http://schemas.microsoft.com/office/word/2010/wordprocessingGroup" xmlns:wpi="http://schemas.microsoft.com/office/word/2010/wordprocessingInk" xmlns:wne="http://schemas.microsoft.com/office/word/2006/wordml" xmlns:wps="http://schemas.microsoft.com/office/word/2010/wordprocessingShape" mc:Ignorable="w14 w15 w16se w16cid w16 w16cex w16sdtdh w16sdtfl w16du wp14">
   <w:p>
     <w:pPr>
       <w:pStyle w:val="Header"/>
@@ -778,7 +966,7 @@
 </file>
 
 <file path=word/header3.xml><?xml version="1.0" encoding="utf-8"?>
-<w:hdr xmlns:wpc="http://schemas.microsoft.com/office/word/2010/wordprocessingCanvas" xmlns:cx="http://schemas.microsoft.com/office/drawing/2014/chartex" xmlns:cx1="http://schemas.microsoft.com/office/drawing/2015/9/8/chartex" xmlns:cx2="http://schemas.microsoft.com/office/drawing/2015/10/21/chartex" xmlns:cx3="http://schemas.microsoft.com/office/drawing/2016/5/9/chartex" xmlns:cx4="http://schemas.microsoft.com/office/drawing/2016/5/10/chartex" xmlns:cx5="http://schemas.microsoft.com/office/drawing/2016/5/11/chartex" xmlns:cx6="http://schemas.microsoft.com/office/drawing/2016/5/12/chartex" xmlns:cx7="http://schemas.microsoft.com/office/drawing/2016/5/13/chartex" xmlns:cx8="http://schemas.microsoft.com/office/drawing/2016/5/14/chartex" xmlns:mc="http://schemas.openxmlformats.org/markup-compatibility/2006" xmlns:aink="http://schemas.microsoft.com/office/drawing/2016/ink" xmlns:am3d="http://schemas.microsoft.com/office/drawing/2017/model3d" xmlns:o="urn:schemas-microsoft-com:office:office" xmlns:oel="http://schemas.microsoft.com/office/2019/extlst" xmlns:r="http://schemas.openxmlformats.org/officeDocument/2006/relationships" xmlns:m="http://schemas.openxmlformats.org/officeDocument/2006/math" xmlns:v="urn:schemas-microsoft-com:vml" xmlns:wp14="http://schemas.microsoft.com/office/word/2010/wordprocessingDrawing" xmlns:wp="http://schemas.openxmlformats.org/drawingml/2006/wordprocessingDrawing" xmlns:w10="urn:schemas-microsoft-com:office:word" xmlns:w="http://schemas.openxmlformats.org/wordprocessingml/2006/main" xmlns:w14="http://schemas.microsoft.com/office/word/2010/wordml" xmlns:w15="http://schemas.microsoft.com/office/word/2012/wordml" xmlns:w16cex="http://schemas.microsoft.com/office/word/2018/wordml/cex" xmlns:w16cid="http://schemas.microsoft.com/office/word/2016/wordml/cid" xmlns:w16="http://schemas.microsoft.com/office/word/2018/wordml" xmlns:w16sdtdh="http://schemas.microsoft.com/office/word/2020/wordml/sdtdatahash" xmlns:w16se="http://schemas.microsoft.com/office/word/2015/wordml/symex" xmlns:wpg="http://schemas.microsoft.com/office/word/2010/wordprocessingGroup" xmlns:wpi="http://schemas.microsoft.com/office/word/2010/wordprocessingInk" xmlns:wne="http://schemas.microsoft.com/office/word/2006/wordml" xmlns:wps="http://schemas.microsoft.com/office/word/2010/wordprocessingShape" mc:Ignorable="w14 w15 w16se w16cid w16 w16cex w16sdtdh wp14">
+<w:hdr xmlns:wpc="http://schemas.microsoft.com/office/word/2010/wordprocessingCanvas" xmlns:cx="http://schemas.microsoft.com/office/drawing/2014/chartex" xmlns:cx1="http://schemas.microsoft.com/office/drawing/2015/9/8/chartex" xmlns:cx2="http://schemas.microsoft.com/office/drawing/2015/10/21/chartex" xmlns:cx3="http://schemas.microsoft.com/office/drawing/2016/5/9/chartex" xmlns:cx4="http://schemas.microsoft.com/office/drawing/2016/5/10/chartex" xmlns:cx5="http://schemas.microsoft.com/office/drawing/2016/5/11/chartex" xmlns:cx6="http://schemas.microsoft.com/office/drawing/2016/5/12/chartex" xmlns:cx7="http://schemas.microsoft.com/office/drawing/2016/5/13/chartex" xmlns:cx8="http://schemas.microsoft.com/office/drawing/2016/5/14/chartex" xmlns:mc="http://schemas.openxmlformats.org/markup-compatibility/2006" xmlns:aink="http://schemas.microsoft.com/office/drawing/2016/ink" xmlns:am3d="http://schemas.microsoft.com/office/drawing/2017/model3d" xmlns:o="urn:schemas-microsoft-com:office:office" xmlns:oel="http://schemas.microsoft.com/office/2019/extlst" xmlns:r="http://schemas.openxmlformats.org/officeDocument/2006/relationships" xmlns:m="http://schemas.openxmlformats.org/officeDocument/2006/math" xmlns:v="urn:schemas-microsoft-com:vml" xmlns:wp14="http://schemas.microsoft.com/office/word/2010/wordprocessingDrawing" xmlns:wp="http://schemas.openxmlformats.org/drawingml/2006/wordprocessingDrawing" xmlns:w10="urn:schemas-microsoft-com:office:word" xmlns:w="http://schemas.openxmlformats.org/wordprocessingml/2006/main" xmlns:w14="http://schemas.microsoft.com/office/word/2010/wordml" xmlns:w15="http://schemas.microsoft.com/office/word/2012/wordml" xmlns:w16cex="http://schemas.microsoft.com/office/word/2018/wordml/cex" xmlns:w16cid="http://schemas.microsoft.com/office/word/2016/wordml/cid" xmlns:w16="http://schemas.microsoft.com/office/word/2018/wordml" xmlns:w16du="http://schemas.microsoft.com/office/word/2023/wordml/word16du" xmlns:w16sdtdh="http://schemas.microsoft.com/office/word/2020/wordml/sdtdatahash" xmlns:w16sdtfl="http://schemas.microsoft.com/office/word/2024/wordml/sdtformatlock" xmlns:w16se="http://schemas.microsoft.com/office/word/2015/wordml/symex" xmlns:wpg="http://schemas.microsoft.com/office/word/2010/wordprocessingGroup" xmlns:wpi="http://schemas.microsoft.com/office/word/2010/wordprocessingInk" xmlns:wne="http://schemas.microsoft.com/office/word/2006/wordml" xmlns:wps="http://schemas.microsoft.com/office/word/2010/wordprocessingShape" mc:Ignorable="w14 w15 w16se w16cid w16 w16cex w16sdtdh w16sdtfl w16du wp14">
   <w:p>
     <w:pPr>
       <w:pStyle w:val="Header"/>
@@ -787,7 +975,7 @@
     <w:r>
       <w:tab/>
       <w:tab/>
-      <w:t>2026-06-17</w:t>
+      <w:t>2026-06-18</w:t>
       <w:br/>
       <w:br/>
     </w:r>
@@ -804,7 +992,7 @@
 </file>
 
 <file path=word/numbering.xml><?xml version="1.0" encoding="utf-8"?>
-<w:numbering xmlns:wpc="http://schemas.microsoft.com/office/word/2010/wordprocessingCanvas" xmlns:cx="http://schemas.microsoft.com/office/drawing/2014/chartex" xmlns:cx1="http://schemas.microsoft.com/office/drawing/2015/9/8/chartex" xmlns:cx2="http://schemas.microsoft.com/office/drawing/2015/10/21/chartex" xmlns:cx3="http://schemas.microsoft.com/office/drawing/2016/5/9/chartex" xmlns:cx4="http://schemas.microsoft.com/office/drawing/2016/5/10/chartex" xmlns:cx5="http://schemas.microsoft.com/office/drawing/2016/5/11/chartex" xmlns:cx6="http://schemas.microsoft.com/office/drawing/2016/5/12/chartex" xmlns:cx7="http://schemas.microsoft.com/office/drawing/2016/5/13/chartex" xmlns:cx8="http://schemas.microsoft.com/office/drawing/2016/5/14/chartex" xmlns:mc="http://schemas.openxmlformats.org/markup-compatibility/2006" xmlns:aink="http://schemas.microsoft.com/office/drawing/2016/ink" xmlns:am3d="http://schemas.microsoft.com/office/drawing/2017/model3d" xmlns:o="urn:schemas-microsoft-com:office:office" xmlns:oel="http://schemas.microsoft.com/office/2019/extlst" xmlns:r="http://schemas.openxmlformats.org/officeDocument/2006/relationships" xmlns:m="http://schemas.openxmlformats.org/officeDocument/2006/math" xmlns:v="urn:schemas-microsoft-com:vml" xmlns:wp14="http://schemas.microsoft.com/office/word/2010/wordprocessingDrawing" xmlns:wp="http://schemas.openxmlformats.org/drawingml/2006/wordprocessingDrawing" xmlns:w10="urn:schemas-microsoft-com:office:word" xmlns:w="http://schemas.openxmlformats.org/wordprocessingml/2006/main" xmlns:w14="http://schemas.microsoft.com/office/word/2010/wordml" xmlns:w15="http://schemas.microsoft.com/office/word/2012/wordml" xmlns:w16cex="http://schemas.microsoft.com/office/word/2018/wordml/cex" xmlns:w16cid="http://schemas.microsoft.com/office/word/2016/wordml/cid" xmlns:w16="http://schemas.microsoft.com/office/word/2018/wordml" xmlns:w16sdtdh="http://schemas.microsoft.com/office/word/2020/wordml/sdtdatahash" xmlns:w16se="http://schemas.microsoft.com/office/word/2015/wordml/symex" xmlns:wpg="http://schemas.microsoft.com/office/word/2010/wordprocessingGroup" xmlns:wpi="http://schemas.microsoft.com/office/word/2010/wordprocessingInk" xmlns:wne="http://schemas.microsoft.com/office/word/2006/wordml" xmlns:wps="http://schemas.microsoft.com/office/word/2010/wordprocessingShape" mc:Ignorable="w14 w15 w16se w16cid w16 w16cex w16sdtdh wp14">
+<w:numbering xmlns:wpc="http://schemas.microsoft.com/office/word/2010/wordprocessingCanvas" xmlns:cx="http://schemas.microsoft.com/office/drawing/2014/chartex" xmlns:cx1="http://schemas.microsoft.com/office/drawing/2015/9/8/chartex" xmlns:cx2="http://schemas.microsoft.com/office/drawing/2015/10/21/chartex" xmlns:cx3="http://schemas.microsoft.com/office/drawing/2016/5/9/chartex" xmlns:cx4="http://schemas.microsoft.com/office/drawing/2016/5/10/chartex" xmlns:cx5="http://schemas.microsoft.com/office/drawing/2016/5/11/chartex" xmlns:cx6="http://schemas.microsoft.com/office/drawing/2016/5/12/chartex" xmlns:cx7="http://schemas.microsoft.com/office/drawing/2016/5/13/chartex" xmlns:cx8="http://schemas.microsoft.com/office/drawing/2016/5/14/chartex" xmlns:mc="http://schemas.openxmlformats.org/markup-compatibility/2006" xmlns:aink="http://schemas.microsoft.com/office/drawing/2016/ink" xmlns:am3d="http://schemas.microsoft.com/office/drawing/2017/model3d" xmlns:o="urn:schemas-microsoft-com:office:office" xmlns:oel="http://schemas.microsoft.com/office/2019/extlst" xmlns:r="http://schemas.openxmlformats.org/officeDocument/2006/relationships" xmlns:m="http://schemas.openxmlformats.org/officeDocument/2006/math" xmlns:v="urn:schemas-microsoft-com:vml" xmlns:wp14="http://schemas.microsoft.com/office/word/2010/wordprocessingDrawing" xmlns:wp="http://schemas.openxmlformats.org/drawingml/2006/wordprocessingDrawing" xmlns:w10="urn:schemas-microsoft-com:office:word" xmlns:w="http://schemas.openxmlformats.org/wordprocessingml/2006/main" xmlns:w14="http://schemas.microsoft.com/office/word/2010/wordml" xmlns:w15="http://schemas.microsoft.com/office/word/2012/wordml" xmlns:w16cex="http://schemas.microsoft.com/office/word/2018/wordml/cex" xmlns:w16cid="http://schemas.microsoft.com/office/word/2016/wordml/cid" xmlns:w16="http://schemas.microsoft.com/office/word/2018/wordml" xmlns:w16du="http://schemas.microsoft.com/office/word/2023/wordml/word16du" xmlns:w16sdtdh="http://schemas.microsoft.com/office/word/2020/wordml/sdtdatahash" xmlns:w16sdtfl="http://schemas.microsoft.com/office/word/2024/wordml/sdtformatlock" xmlns:w16se="http://schemas.microsoft.com/office/word/2015/wordml/symex" xmlns:wpg="http://schemas.microsoft.com/office/word/2010/wordprocessingGroup" xmlns:wpi="http://schemas.microsoft.com/office/word/2010/wordprocessingInk" xmlns:wne="http://schemas.microsoft.com/office/word/2006/wordml" xmlns:wps="http://schemas.microsoft.com/office/word/2010/wordprocessingShape" mc:Ignorable="w14 w15 w16se w16cid w16 w16cex w16sdtdh w16sdtfl w16du wp14">
   <w:abstractNum w:abstractNumId="0" w15:restartNumberingAfterBreak="0">
     <w:nsid w:val="FFFFFF7C"/>
     <w:multiLevelType w:val="singleLevel"/>
@@ -1007,7 +1195,7 @@
 </file>
 
 <file path=word/styles.xml><?xml version="1.0" encoding="utf-8"?>
-<w:styles xmlns:mc="http://schemas.openxmlformats.org/markup-compatibility/2006" xmlns:r="http://schemas.openxmlformats.org/officeDocument/2006/relationships" xmlns:w="http://schemas.openxmlformats.org/wordprocessingml/2006/main" xmlns:w14="http://schemas.microsoft.com/office/word/2010/wordml" xmlns:w15="http://schemas.microsoft.com/office/word/2012/wordml" xmlns:w16cex="http://schemas.microsoft.com/office/word/2018/wordml/cex" xmlns:w16cid="http://schemas.microsoft.com/office/word/2016/wordml/cid" xmlns:w16="http://schemas.microsoft.com/office/word/2018/wordml" xmlns:w16sdtdh="http://schemas.microsoft.com/office/word/2020/wordml/sdtdatahash" xmlns:w16se="http://schemas.microsoft.com/office/word/2015/wordml/symex" mc:Ignorable="w14 w15 w16se w16cid w16 w16cex w16sdtdh">
+<w:styles xmlns:mc="http://schemas.openxmlformats.org/markup-compatibility/2006" xmlns:r="http://schemas.openxmlformats.org/officeDocument/2006/relationships" xmlns:w="http://schemas.openxmlformats.org/wordprocessingml/2006/main" xmlns:w14="http://schemas.microsoft.com/office/word/2010/wordml" xmlns:w15="http://schemas.microsoft.com/office/word/2012/wordml" xmlns:w16cex="http://schemas.microsoft.com/office/word/2018/wordml/cex" xmlns:w16cid="http://schemas.microsoft.com/office/word/2016/wordml/cid" xmlns:w16="http://schemas.microsoft.com/office/word/2018/wordml" xmlns:w16du="http://schemas.microsoft.com/office/word/2023/wordml/word16du" xmlns:w16sdtdh="http://schemas.microsoft.com/office/word/2020/wordml/sdtdatahash" xmlns:w16sdtfl="http://schemas.microsoft.com/office/word/2024/wordml/sdtformatlock" xmlns:w16se="http://schemas.microsoft.com/office/word/2015/wordml/symex" mc:Ignorable="w14 w15 w16se w16cid w16 w16cex w16sdtdh w16sdtfl w16du">
   <w:docDefaults>
     <w:rPrDefault>
       <w:rPr>
@@ -1765,7 +1953,7 @@
     <w:link w:val="TitleChar"/>
     <w:uiPriority w:val="10"/>
     <w:qFormat/>
-    <w:rsid w:val="007106C8"/>
+    <w:rsid w:val="00E854FA"/>
     <w:pPr>
       <w:spacing w:after="300" w:line="240" w:lineRule="auto"/>
       <w:contextualSpacing/>
@@ -1775,7 +1963,7 @@
       <w:rFonts w:eastAsiaTheme="majorEastAsia" w:cstheme="majorBidi"/>
       <w:spacing w:val="5"/>
       <w:kern w:val="28"/>
-      <w:sz w:val="52"/>
+      <w:sz w:val="40"/>
       <w:szCs w:val="52"/>
       <w:lang w:val="sv-SE" w:eastAsia="en-US" w:bidi="ar-SA"/>
     </w:rPr>
@@ -1785,12 +1973,12 @@
     <w:basedOn w:val="DefaultParagraphFont"/>
     <w:link w:val="Title"/>
     <w:uiPriority w:val="10"/>
-    <w:rsid w:val="007106C8"/>
+    <w:rsid w:val="00E854FA"/>
     <w:rPr>
       <w:rFonts w:ascii="Times New Roman" w:eastAsiaTheme="majorEastAsia" w:hAnsi="Times New Roman" w:cstheme="majorBidi"/>
       <w:spacing w:val="5"/>
       <w:kern w:val="28"/>
-      <w:sz w:val="52"/>
+      <w:sz w:val="40"/>
       <w:szCs w:val="52"/>
       <w:lang w:val="sv-SE" w:eastAsia="en-US" w:bidi="ar-SA"/>
     </w:rPr>

--- a/klagomål/A 3041-2022 FSC-klagomål.docx
+++ b/klagomål/A 3041-2022 FSC-klagomål.docx
@@ -975,7 +975,7 @@
     <w:r>
       <w:tab/>
       <w:tab/>
-      <w:t>2026-06-18</w:t>
+      <w:t>2026-06-19</w:t>
       <w:br/>
       <w:br/>
     </w:r>

--- a/klagomål/A 3041-2022 FSC-klagomål.docx
+++ b/klagomål/A 3041-2022 FSC-klagomål.docx
@@ -975,7 +975,7 @@
     <w:r>
       <w:tab/>
       <w:tab/>
-      <w:t>2026-06-19</w:t>
+      <w:t>2026-06-20</w:t>
       <w:br/>
       <w:br/>
     </w:r>

--- a/klagomål/A 3041-2022 FSC-klagomål.docx
+++ b/klagomål/A 3041-2022 FSC-klagomål.docx
@@ -168,38 +168,7 @@
     </w:p>
     <w:p>
       <w:r>
-        <w:t>Detta dokument behandlar höga naturvärden i avverkningsanmälan A 3041-2022 i Tingsryds kommun som inkom 2022-01-21 och omfattar 3,1 ha.</w:t>
-      </w:r>
-    </w:p>
-    <w:p>
-      <w:r>
-        <w:t>Nedan presenteras fynd av naturvårdsarter och fridlysta arter som gjorts i det avverkningsanmälda området, samt relevanta utdrag ur standarderna för FSC, Chain of Custody, Controlled Wood och PEFC. I BILAGA 1 finns artfakta om fridlysta arter.</w:t>
-      </w:r>
-    </w:p>
-    <w:p>
-      <w:r>
-        <w:t>Vi förväntar oss att ni återkommer med ett skriftligt svar på vårt klagomål och även beskriver vilka korrigerande åtgärder ni satt in för att rätta till identifierade brister i er efterlevnad av den svenska FSC standarden.</w:t>
-      </w:r>
-    </w:p>
-    <w:p>
-      <w:pPr>
-        <w:pStyle w:val="Heading1"/>
-      </w:pPr>
-      <w:r>
-        <w:t>Naturvårdsarter</w:t>
-      </w:r>
-    </w:p>
-    <w:p>
-      <w:r>
-        <w:t>I och inom 25 meter från avverkningsanmälan har följande 10 naturvårdsarter hittats: jungfrulin (NT), myskmadra (S, T), västlig hakmossa (S), bandpraktmossa (T), ekbräken (T), hultbräken (T), kärrviol (T), liljekonvalj (T), rankstarr (T) och havsörn (§4). Av dessa är 1 rödlistade. För rödlistade arter har rödlistekategorin angivits inom parentes. Arter som är signalarter enligt Skogsstyrelsen har markerats med (S). Typiska arter inom Natura 2000 som är kopplade till skogsekosystem har markerats med (T). För fridlysta arter anges även paragrafen i Artskyddsförordningen som arten är fridlyst enligt.</w:t>
-      </w:r>
-    </w:p>
-    <w:p>
-      <w:r>
-        <w:t>De påträffade naturvårdsarterna är ett tydligt kvitto på att det rör sig om en skog med höga naturvärden.</w:t>
-      </w:r>
-      <w:r>
-        <w:t xml:space="preserve"> I Figur 1 visas fyndplatser för naturvårdsarter i området, som finns registrerade på Artportalen.</w:t>
+        <w:t>Detta klagomål behandlar höga naturvärden i avverkningsanmälan A 3041-2022 i Tingsryds kommun som inkom 2022-01-21 och omfattar 3,1 ha.</w:t>
       </w:r>
     </w:p>
     <w:p>
@@ -247,34 +216,35 @@
         <w:spacing w:after="240"/>
       </w:pPr>
       <w:r>
-        <w:t>Figur 1. Fyndplatser för naturvårdsarter i och inom 25 meter från avverkningsanmälan (röd linje). Markörer utan svart kant är placerade på fyndplatsen. Markörer med svart kant är placerade vid sidan av fyndplatsen och har ett svart streck som visar fyndplatsens exakta position. Kartans mittpunktskoordinat är N 6253063, E 480571 i SWEREF 99 TM.</w:t>
+        <w:t>Figur 1. Fyndplatser för naturvårdsarter i och inom 25 meter från avverkningsanmälan. Markörer utan svart kant är placerade på fyndplatsen. Markörer med svart kant är placerade vid sidan av fyndplatsen har ett svart streck som visar fyndplatsens exakta position. Kartans mittpunktskoordinat är N 6253063, E 480571 i SWEREF 99 TM.</w:t>
+      </w:r>
+    </w:p>
+    <w:p>
+      <w:r>
+        <w:t>I och inom 25 meter från avverkningsanmälan finns fynd av 10 naturvårdsarter, varav 1 är rödlistad, 1 är fridlyst, 7 är typiska (T) och 2 är signalarter (S): jungfrulin (NT), myskmadra (S, T), västlig hakmossa (S), bandpraktmossa (T), ekbräken (T), hultbräken (T), kärrviol (T), liljekonvalj (T), rankstarr (T) och havsörn (§4). Se Figur 1.</w:t>
+      </w:r>
+    </w:p>
+    <w:p>
+      <w:r>
+        <w:t>Nedan presenteras relevanta utdrag ur standarderna för FSC, Chain of Custody, Controlled Wood och PEFC.</w:t>
+      </w:r>
+    </w:p>
+    <w:p>
+      <w:r>
+        <w:t>Vi förväntar oss att ni återkommer med ett skriftligt svar på vårt klagomål och även beskriver vilka korrigerande åtgärder ni satt in för att rätta till identifierade brister i er efterlevnad av den svenska FSC standarden.</w:t>
       </w:r>
     </w:p>
     <w:p>
       <w:pPr>
-        <w:pStyle w:val="Heading2"/>
+        <w:pStyle w:val="Heading1"/>
       </w:pPr>
       <w:r>
-        <w:t>Fridlysta arter</w:t>
+        <w:t>Naturvårdsarter och fridlysta arter</w:t>
       </w:r>
     </w:p>
     <w:p>
       <w:r>
-        <w:t>Följande fridlysta arter har sina livsmiljöer och växtplatser i den avverkningsanmälda skogen: havsörn (§4).</w:t>
-      </w:r>
-    </w:p>
-    <w:p>
-      <w:r>
-        <w:t xml:space="preserve">Observera att medlemsländerna är skyldiga att agera i enlighet med EU:s fågeldirektiv där det uttryckligen står att direktivet gäller för fåglar samt för deras ägg, bon och </w:t>
-      </w:r>
-      <w:r>
-        <w:rPr>
-          <w:b/>
-        </w:rPr>
-        <w:t xml:space="preserve">livsmiljöer </w:t>
-      </w:r>
-      <w:r>
-        <w:t>(artikel 1). Vidare att de åtgärder som vidtas inte får leda till en försämring av den nuvarande situationen beträffande bevarandet av de fågelarter som avses i artikel 1 (artikel 13). Fågeldirektivet är styrande för tillsynsansvariga myndigheters ärendehantering, ställningstaganden och beslutsfattande.</w:t>
+        <w:t>Nedan följer beskrivningar av de naturvårdsarter och fridlysta arter som har sina livsmiljöer och växtplatser i den avverkningsanmälda skogen. Se även ytterligare artfakta i BILAGA 1. De påträffade naturvårdsarterna är ett tydligt kvitto på att det rör sig om en skog med höga naturvärden.</w:t>
       </w:r>
     </w:p>
     <w:p>
@@ -282,23 +252,28 @@
         <w:rPr>
           <w:b/>
         </w:rPr>
-        <w:t>Havsörn (§4)</w:t>
+        <w:t xml:space="preserve">Myskmadra </w:t>
       </w:r>
       <w:r>
-        <w:t xml:space="preserve"> omfattas av bilaga 1 EU:s fågeldirektiv. Skyddandet av befintliga bon måste upprätthållas och i samband med skogsavverkning bör en skyddszon på minst 100 meters radie runt boplatsen lämnas intakt. Under häckningsperioden (1 januari till 15 augusti) är havsörnen störningskänslig och inga skogsbruksåtgärder eller annan störande verksamhet får förekomma närmare än 500 m från boet under den tiden. För att åstadkomma en succession av lämpliga boträd för kommande generationer av havsörnar behöver ett betydligt större antal s.k. evighetsträd sparas vid avverkningar redan idag (SLU Artdatabanken, 2026; Skogsstyrelsen, 2016).</w:t>
+        <w:t xml:space="preserve">är en bra signalart i hela sitt utbredningsområde i såväl lövskogar, lundar som kalkbarrskogar. Särskilt kräsen tycks den vara i norra delen av sitt utbredningsområde. Många naturliga växtplatser är av reliktkaraktär och växten indikerar här långvarig ekologisk kontinuitet. Arten är känslig för såväl hårt bete som dagens storskaliga skogsbruksmetoder. Myskmadra är typisk art för </w:t>
       </w:r>
-    </w:p>
-    <w:p>
       <w:r>
-        <w:t>I BILAGA 1 finns mer detaljerad information om ekologi samt krav på livsmiljö hos fridlysta arter.</w:t>
+        <w:rPr>
+          <w:i/>
+        </w:rPr>
+        <w:t xml:space="preserve">9050 Näringsrik granskog, 9020 Nordlig ädellövskog, 9130 Näringsrik bokskog </w:t>
       </w:r>
-    </w:p>
-    <w:p>
-      <w:pPr>
-        <w:pStyle w:val="Heading2"/>
-      </w:pPr>
       <w:r>
-        <w:t>Övriga naturvårdsarter</w:t>
+        <w:t xml:space="preserve">och </w:t>
+      </w:r>
+      <w:r>
+        <w:rPr>
+          <w:i/>
+        </w:rPr>
+        <w:t xml:space="preserve">9160 Näringsrik ekskog </w:t>
+      </w:r>
+      <w:r>
+        <w:t>(Nitare &amp; Skogsstyrelsen, 2019; SLU Artdatabanken, 2025).</w:t>
       </w:r>
     </w:p>
     <w:p>
@@ -433,35 +408,6 @@
         <w:rPr>
           <w:b/>
         </w:rPr>
-        <w:t xml:space="preserve">Myskmadra </w:t>
-      </w:r>
-      <w:r>
-        <w:t xml:space="preserve">är en bra signalart i hela sitt utbredningsområde i såväl lövskogar, lundar som kalkbarrskogar. Särskilt kräsen tycks den vara i norra delen av sitt utbredningsområde. Många naturliga växtplatser är av reliktkaraktär och växten indikerar här långvarig ekologisk kontinuitet. Arten är känslig för såväl hårt bete som dagens storskaliga skogsbruksmetoder. Myskmadra är typisk art för </w:t>
-      </w:r>
-      <w:r>
-        <w:rPr>
-          <w:i/>
-        </w:rPr>
-        <w:t xml:space="preserve">9050 Näringsrik granskog, 9020 Nordlig ädellövskog, 9130 Näringsrik bokskog </w:t>
-      </w:r>
-      <w:r>
-        <w:t xml:space="preserve">och </w:t>
-      </w:r>
-      <w:r>
-        <w:rPr>
-          <w:i/>
-        </w:rPr>
-        <w:t xml:space="preserve">9160 Näringsrik ekskog </w:t>
-      </w:r>
-      <w:r>
-        <w:t>(Nitare &amp; Skogsstyrelsen, 2019; SLU Artdatabanken, 2025).</w:t>
-      </w:r>
-    </w:p>
-    <w:p>
-      <w:r>
-        <w:rPr>
-          <w:b/>
-        </w:rPr>
         <w:t xml:space="preserve">Rankstarr </w:t>
       </w:r>
       <w:r>
@@ -475,6 +421,17 @@
       </w:r>
       <w:r>
         <w:t>(SLU Artdatabanken, 2025).</w:t>
+      </w:r>
+    </w:p>
+    <w:p>
+      <w:r>
+        <w:rPr>
+          <w:b/>
+        </w:rPr>
+        <w:t>Havsörn (§4)</w:t>
+      </w:r>
+      <w:r>
+        <w:t xml:space="preserve"> omfattas av bilaga 1 EU:s fågeldirektiv. Skyddandet av befintliga bon måste upprätthållas och i samband med skogsavverkning bör en skyddszon på minst 100 meters radie runt boplatsen lämnas intakt. Under häckningsperioden (1 januari till 15 augusti) är havsörnen störningskänslig och inga skogsbruksåtgärder eller annan störande verksamhet får förekomma närmare än 500 m från boet under den tiden. För att åstadkomma en succession av lämpliga boträd för kommande generationer av havsörnar behöver ett betydligt större antal s.k. evighetsträd sparas vid avverkningar redan idag (SLU Artdatabanken, 2026; Skogsstyrelsen, 2016).</w:t>
       </w:r>
     </w:p>
     <w:p>
@@ -975,7 +932,7 @@
     <w:r>
       <w:tab/>
       <w:tab/>
-      <w:t>2026-06-20</w:t>
+      <w:t>2026-06-21</w:t>
       <w:br/>
       <w:br/>
     </w:r>

--- a/klagomål/A 3041-2022 FSC-klagomål.docx
+++ b/klagomål/A 3041-2022 FSC-klagomål.docx
@@ -932,7 +932,7 @@
     <w:r>
       <w:tab/>
       <w:tab/>
-      <w:t>2026-06-21</w:t>
+      <w:t>2026-06-22</w:t>
       <w:br/>
       <w:br/>
     </w:r>

--- a/klagomål/A 3041-2022 FSC-klagomål.docx
+++ b/klagomål/A 3041-2022 FSC-klagomål.docx
@@ -932,7 +932,7 @@
     <w:r>
       <w:tab/>
       <w:tab/>
-      <w:t>2026-06-22</w:t>
+      <w:t>2026-06-23</w:t>
       <w:br/>
       <w:br/>
     </w:r>

--- a/klagomål/A 3041-2022 FSC-klagomål.docx
+++ b/klagomål/A 3041-2022 FSC-klagomål.docx
@@ -932,7 +932,7 @@
     <w:r>
       <w:tab/>
       <w:tab/>
-      <w:t>2026-06-23</w:t>
+      <w:t>2026-06-24</w:t>
       <w:br/>
       <w:br/>
     </w:r>

--- a/klagomål/A 3041-2022 FSC-klagomål.docx
+++ b/klagomål/A 3041-2022 FSC-klagomål.docx
@@ -932,7 +932,7 @@
     <w:r>
       <w:tab/>
       <w:tab/>
-      <w:t>2026-06-24</w:t>
+      <w:t>2026-06-25</w:t>
       <w:br/>
       <w:br/>
     </w:r>

--- a/klagomål/A 3041-2022 FSC-klagomål.docx
+++ b/klagomål/A 3041-2022 FSC-klagomål.docx
@@ -932,7 +932,7 @@
     <w:r>
       <w:tab/>
       <w:tab/>
-      <w:t>2026-06-25</w:t>
+      <w:t>2026-06-26</w:t>
       <w:br/>
       <w:br/>
     </w:r>

--- a/klagomål/A 3041-2022 FSC-klagomål.docx
+++ b/klagomål/A 3041-2022 FSC-klagomål.docx
@@ -932,7 +932,7 @@
     <w:r>
       <w:tab/>
       <w:tab/>
-      <w:t>2026-06-26</w:t>
+      <w:t>2026-06-27</w:t>
       <w:br/>
       <w:br/>
     </w:r>

--- a/klagomål/A 3041-2022 FSC-klagomål.docx
+++ b/klagomål/A 3041-2022 FSC-klagomål.docx
@@ -932,7 +932,7 @@
     <w:r>
       <w:tab/>
       <w:tab/>
-      <w:t>2026-06-27</w:t>
+      <w:t>2026-06-28</w:t>
       <w:br/>
       <w:br/>
     </w:r>

--- a/klagomål/A 3041-2022 FSC-klagomål.docx
+++ b/klagomål/A 3041-2022 FSC-klagomål.docx
@@ -932,7 +932,7 @@
     <w:r>
       <w:tab/>
       <w:tab/>
-      <w:t>2026-06-28</w:t>
+      <w:t>2026-06-29</w:t>
       <w:br/>
       <w:br/>
     </w:r>

--- a/klagomål/A 3041-2022 FSC-klagomål.docx
+++ b/klagomål/A 3041-2022 FSC-klagomål.docx
@@ -932,7 +932,7 @@
     <w:r>
       <w:tab/>
       <w:tab/>
-      <w:t>2026-06-29</w:t>
+      <w:t>2026-06-30</w:t>
       <w:br/>
       <w:br/>
     </w:r>

--- a/klagomål/A 3041-2022 FSC-klagomål.docx
+++ b/klagomål/A 3041-2022 FSC-klagomål.docx
@@ -932,7 +932,7 @@
     <w:r>
       <w:tab/>
       <w:tab/>
-      <w:t>2026-06-30</w:t>
+      <w:t>2026-07-01</w:t>
       <w:br/>
       <w:br/>
     </w:r>

--- a/klagomål/A 3041-2022 FSC-klagomål.docx
+++ b/klagomål/A 3041-2022 FSC-klagomål.docx
@@ -932,7 +932,7 @@
     <w:r>
       <w:tab/>
       <w:tab/>
-      <w:t>2026-07-01</w:t>
+      <w:t>2026-07-02</w:t>
       <w:br/>
       <w:br/>
     </w:r>

--- a/klagomål/A 3041-2022 FSC-klagomål.docx
+++ b/klagomål/A 3041-2022 FSC-klagomål.docx
@@ -932,7 +932,7 @@
     <w:r>
       <w:tab/>
       <w:tab/>
-      <w:t>2026-07-13</w:t>
+      <w:t>2026-07-14</w:t>
       <w:br/>
       <w:br/>
     </w:r>

--- a/klagomål/A 3041-2022 FSC-klagomål.docx
+++ b/klagomål/A 3041-2022 FSC-klagomål.docx
@@ -932,7 +932,7 @@
     <w:r>
       <w:tab/>
       <w:tab/>
-      <w:t>2026-07-14</w:t>
+      <w:t>2026-07-15</w:t>
       <w:br/>
       <w:br/>
     </w:r>

--- a/klagomål/A 3041-2022 FSC-klagomål.docx
+++ b/klagomål/A 3041-2022 FSC-klagomål.docx
@@ -932,7 +932,7 @@
     <w:r>
       <w:tab/>
       <w:tab/>
-      <w:t>2026-07-15</w:t>
+      <w:t>2026-07-16</w:t>
       <w:br/>
       <w:br/>
     </w:r>

--- a/klagomål/A 3041-2022 FSC-klagomål.docx
+++ b/klagomål/A 3041-2022 FSC-klagomål.docx
@@ -932,7 +932,7 @@
     <w:r>
       <w:tab/>
       <w:tab/>
-      <w:t>2026-07-16</w:t>
+      <w:t>2026-07-17</w:t>
       <w:br/>
       <w:br/>
     </w:r>

--- a/klagomål/A 3041-2022 FSC-klagomål.docx
+++ b/klagomål/A 3041-2022 FSC-klagomål.docx
@@ -932,7 +932,7 @@
     <w:r>
       <w:tab/>
       <w:tab/>
-      <w:t>2026-07-17</w:t>
+      <w:t>2026-07-18</w:t>
       <w:br/>
       <w:br/>
     </w:r>

--- a/klagomål/A 3041-2022 FSC-klagomål.docx
+++ b/klagomål/A 3041-2022 FSC-klagomål.docx
@@ -932,7 +932,7 @@
     <w:r>
       <w:tab/>
       <w:tab/>
-      <w:t>2026-07-18</w:t>
+      <w:t>2026-07-19</w:t>
       <w:br/>
       <w:br/>
     </w:r>

--- a/klagomål/A 3041-2022 FSC-klagomål.docx
+++ b/klagomål/A 3041-2022 FSC-klagomål.docx
@@ -932,7 +932,7 @@
     <w:r>
       <w:tab/>
       <w:tab/>
-      <w:t>2026-07-19</w:t>
+      <w:t>2026-07-20</w:t>
       <w:br/>
       <w:br/>
     </w:r>

--- a/klagomål/A 3041-2022 FSC-klagomål.docx
+++ b/klagomål/A 3041-2022 FSC-klagomål.docx
@@ -932,7 +932,7 @@
     <w:r>
       <w:tab/>
       <w:tab/>
-      <w:t>2026-07-20</w:t>
+      <w:t>2026-07-21</w:t>
       <w:br/>
       <w:br/>
     </w:r>

--- a/klagomål/A 3041-2022 FSC-klagomål.docx
+++ b/klagomål/A 3041-2022 FSC-klagomål.docx
@@ -932,7 +932,7 @@
     <w:r>
       <w:tab/>
       <w:tab/>
-      <w:t>2026-07-21</w:t>
+      <w:t>2026-07-22</w:t>
       <w:br/>
       <w:br/>
     </w:r>

--- a/klagomål/A 3041-2022 FSC-klagomål.docx
+++ b/klagomål/A 3041-2022 FSC-klagomål.docx
@@ -932,7 +932,7 @@
     <w:r>
       <w:tab/>
       <w:tab/>
-      <w:t>2026-07-22</w:t>
+      <w:t>2026-07-23</w:t>
       <w:br/>
       <w:br/>
     </w:r>

--- a/klagomål/A 3041-2022 FSC-klagomål.docx
+++ b/klagomål/A 3041-2022 FSC-klagomål.docx
@@ -932,7 +932,7 @@
     <w:r>
       <w:tab/>
       <w:tab/>
-      <w:t>2026-07-23</w:t>
+      <w:t>2026-07-24</w:t>
       <w:br/>
       <w:br/>
     </w:r>

--- a/klagomål/A 3041-2022 FSC-klagomål.docx
+++ b/klagomål/A 3041-2022 FSC-klagomål.docx
@@ -932,7 +932,7 @@
     <w:r>
       <w:tab/>
       <w:tab/>
-      <w:t>2026-07-24</w:t>
+      <w:t>2026-07-25</w:t>
       <w:br/>
       <w:br/>
     </w:r>

--- a/klagomål/A 3041-2022 FSC-klagomål.docx
+++ b/klagomål/A 3041-2022 FSC-klagomål.docx
@@ -932,7 +932,7 @@
     <w:r>
       <w:tab/>
       <w:tab/>
-      <w:t>2026-07-25</w:t>
+      <w:t>2026-07-26</w:t>
       <w:br/>
       <w:br/>
     </w:r>

--- a/klagomål/A 3041-2022 FSC-klagomål.docx
+++ b/klagomål/A 3041-2022 FSC-klagomål.docx
@@ -932,7 +932,7 @@
     <w:r>
       <w:tab/>
       <w:tab/>
-      <w:t>2026-07-26</w:t>
+      <w:t>2026-07-27</w:t>
       <w:br/>
       <w:br/>
     </w:r>

--- a/klagomål/A 3041-2022 FSC-klagomål.docx
+++ b/klagomål/A 3041-2022 FSC-klagomål.docx
@@ -932,7 +932,7 @@
     <w:r>
       <w:tab/>
       <w:tab/>
-      <w:t>2026-07-27</w:t>
+      <w:t>2026-07-28</w:t>
       <w:br/>
       <w:br/>
     </w:r>

--- a/klagomål/A 3041-2022 FSC-klagomål.docx
+++ b/klagomål/A 3041-2022 FSC-klagomål.docx
@@ -932,7 +932,7 @@
     <w:r>
       <w:tab/>
       <w:tab/>
-      <w:t>2026-07-28</w:t>
+      <w:t>2026-07-29</w:t>
       <w:br/>
       <w:br/>
     </w:r>

--- a/klagomål/A 3041-2022 FSC-klagomål.docx
+++ b/klagomål/A 3041-2022 FSC-klagomål.docx
@@ -932,7 +932,7 @@
     <w:r>
       <w:tab/>
       <w:tab/>
-      <w:t>2026-07-29</w:t>
+      <w:t>2026-07-30</w:t>
       <w:br/>
       <w:br/>
     </w:r>

--- a/klagomål/A 3041-2022 FSC-klagomål.docx
+++ b/klagomål/A 3041-2022 FSC-klagomål.docx
@@ -932,7 +932,7 @@
     <w:r>
       <w:tab/>
       <w:tab/>
-      <w:t>2026-07-30</w:t>
+      <w:t>2026-07-31</w:t>
       <w:br/>
       <w:br/>
     </w:r>

--- a/klagomål/A 3041-2022 FSC-klagomål.docx
+++ b/klagomål/A 3041-2022 FSC-klagomål.docx
@@ -932,7 +932,7 @@
     <w:r>
       <w:tab/>
       <w:tab/>
-      <w:t>2026-07-31</w:t>
+      <w:t>2026-08-01</w:t>
       <w:br/>
       <w:br/>
     </w:r>

--- a/klagomål/A 3041-2022 FSC-klagomål.docx
+++ b/klagomål/A 3041-2022 FSC-klagomål.docx
@@ -932,7 +932,7 @@
     <w:r>
       <w:tab/>
       <w:tab/>
-      <w:t>2026-08-01</w:t>
+      <w:t>2026-08-02</w:t>
       <w:br/>
       <w:br/>
     </w:r>

--- a/klagomål/A 3041-2022 FSC-klagomål.docx
+++ b/klagomål/A 3041-2022 FSC-klagomål.docx
@@ -932,7 +932,7 @@
     <w:r>
       <w:tab/>
       <w:tab/>
-      <w:t>2026-08-02</w:t>
+      <w:t>2026-08-03</w:t>
       <w:br/>
       <w:br/>
     </w:r>

--- a/klagomål/A 3041-2022 FSC-klagomål.docx
+++ b/klagomål/A 3041-2022 FSC-klagomål.docx
@@ -932,7 +932,7 @@
     <w:r>
       <w:tab/>
       <w:tab/>
-      <w:t>2026-08-03</w:t>
+      <w:t>2026-08-05</w:t>
       <w:br/>
       <w:br/>
     </w:r>

--- a/klagomål/A 3041-2022 FSC-klagomål.docx
+++ b/klagomål/A 3041-2022 FSC-klagomål.docx
@@ -932,7 +932,7 @@
     <w:r>
       <w:tab/>
       <w:tab/>
-      <w:t>2026-08-05</w:t>
+      <w:t>2026-08-07</w:t>
       <w:br/>
       <w:br/>
     </w:r>

--- a/klagomål/A 3041-2022 FSC-klagomål.docx
+++ b/klagomål/A 3041-2022 FSC-klagomål.docx
@@ -932,7 +932,7 @@
     <w:r>
       <w:tab/>
       <w:tab/>
-      <w:t>2026-08-07</w:t>
+      <w:t>2026-08-08</w:t>
       <w:br/>
       <w:br/>
     </w:r>

--- a/klagomål/A 3041-2022 FSC-klagomål.docx
+++ b/klagomål/A 3041-2022 FSC-klagomål.docx
@@ -216,7 +216,7 @@
         <w:spacing w:after="240"/>
       </w:pPr>
       <w:r>
-        <w:t>Figur 1. Fyndplatser för naturvårdsarter i och inom 25 meter från avverkningsanmälan. Markörer utan svart kant är placerade på fyndplatsen. Markörer med svart kant är placerade vid sidan av fyndplatsen har ett svart streck som visar fyndplatsens exakta position. Kartans mittpunktskoordinat är N 6253063, E 480571 i SWEREF 99 TM.</w:t>
+        <w:t>Figur 1. Fyndplatser för naturvårdsarter i och inom 25 meter från avverkningsanmälan. Markörer utan svart kant är placerade på fyndplatsen. Markörer med svart kant är placerade vid sidan av fyndplatsen och har ett svart streck som visar fyndplatsens exakta position. Kartans mittpunktskoordinat är N 6253063, E 480571 i SWEREF 99 TM.</w:t>
       </w:r>
     </w:p>
     <w:p>
@@ -932,7 +932,7 @@
     <w:r>
       <w:tab/>
       <w:tab/>
-      <w:t>2026-08-14</w:t>
+      <w:t>2026-08-15</w:t>
       <w:br/>
       <w:br/>
     </w:r>

--- a/klagomål/A 3041-2022 FSC-klagomål.docx
+++ b/klagomål/A 3041-2022 FSC-klagomål.docx
@@ -932,7 +932,7 @@
     <w:r>
       <w:tab/>
       <w:tab/>
-      <w:t>2026-08-15</w:t>
+      <w:t>2026-08-16</w:t>
       <w:br/>
       <w:br/>
     </w:r>

--- a/klagomål/A 3041-2022 FSC-klagomål.docx
+++ b/klagomål/A 3041-2022 FSC-klagomål.docx
@@ -932,7 +932,7 @@
     <w:r>
       <w:tab/>
       <w:tab/>
-      <w:t>2026-08-16</w:t>
+      <w:t>2026-08-17</w:t>
       <w:br/>
       <w:br/>
     </w:r>

--- a/klagomål/A 3041-2022 FSC-klagomål.docx
+++ b/klagomål/A 3041-2022 FSC-klagomål.docx
@@ -932,7 +932,7 @@
     <w:r>
       <w:tab/>
       <w:tab/>
-      <w:t>2026-08-17</w:t>
+      <w:t>2026-08-18</w:t>
       <w:br/>
       <w:br/>
     </w:r>

--- a/klagomål/A 3041-2022 FSC-klagomål.docx
+++ b/klagomål/A 3041-2022 FSC-klagomål.docx
@@ -932,7 +932,7 @@
     <w:r>
       <w:tab/>
       <w:tab/>
-      <w:t>2026-08-18</w:t>
+      <w:t>2026-08-19</w:t>
       <w:br/>
       <w:br/>
     </w:r>

--- a/klagomål/A 3041-2022 FSC-klagomål.docx
+++ b/klagomål/A 3041-2022 FSC-klagomål.docx
@@ -932,7 +932,7 @@
     <w:r>
       <w:tab/>
       <w:tab/>
-      <w:t>2026-08-19</w:t>
+      <w:t>2026-08-20</w:t>
       <w:br/>
       <w:br/>
     </w:r>

--- a/klagomål/A 3041-2022 FSC-klagomål.docx
+++ b/klagomål/A 3041-2022 FSC-klagomål.docx
@@ -932,7 +932,7 @@
     <w:r>
       <w:tab/>
       <w:tab/>
-      <w:t>2026-08-20</w:t>
+      <w:t>2026-08-21</w:t>
       <w:br/>
       <w:br/>
     </w:r>

--- a/klagomål/A 3041-2022 FSC-klagomål.docx
+++ b/klagomål/A 3041-2022 FSC-klagomål.docx
@@ -932,7 +932,7 @@
     <w:r>
       <w:tab/>
       <w:tab/>
-      <w:t>2026-08-21</w:t>
+      <w:t>2026-08-22</w:t>
       <w:br/>
       <w:br/>
     </w:r>
